--- a/documents/อำนาจอนุมัติรายจ่ายทั่วไป.docx
+++ b/documents/อำนาจอนุมัติรายจ่ายทั่วไป.docx
@@ -5,11 +5,11 @@
     <w:p>
       <w:pPr>
         <w:pBdr>
-          <w:top w:color="auto" w:space="0" w:sz="0" w:val="none"/>
-          <w:left w:color="auto" w:space="0" w:sz="0" w:val="none"/>
-          <w:bottom w:color="auto" w:space="0" w:sz="0" w:val="none"/>
-          <w:right w:color="auto" w:space="0" w:sz="0" w:val="none"/>
-          <w:between w:color="auto" w:space="0" w:sz="0" w:val="none"/>
+          <w:top w:color="000000" w:space="0" w:sz="0" w:val="none"/>
+          <w:left w:color="000000" w:space="0" w:sz="0" w:val="none"/>
+          <w:bottom w:color="000000" w:space="0" w:sz="0" w:val="none"/>
+          <w:right w:color="000000" w:space="0" w:sz="0" w:val="none"/>
+          <w:between w:color="000000" w:space="0" w:sz="0" w:val="none"/>
         </w:pBdr>
         <w:shd w:fill="ffffff" w:val="clear"/>
         <w:spacing w:after="240" w:lineRule="auto"/>
@@ -38,11 +38,11 @@
     <w:p>
       <w:pPr>
         <w:pBdr>
-          <w:top w:color="auto" w:space="0" w:sz="0" w:val="none"/>
-          <w:left w:color="auto" w:space="0" w:sz="0" w:val="none"/>
-          <w:bottom w:color="auto" w:space="0" w:sz="0" w:val="none"/>
-          <w:right w:color="auto" w:space="0" w:sz="0" w:val="none"/>
-          <w:between w:color="auto" w:space="0" w:sz="0" w:val="none"/>
+          <w:top w:color="000000" w:space="0" w:sz="0" w:val="none"/>
+          <w:left w:color="000000" w:space="0" w:sz="0" w:val="none"/>
+          <w:bottom w:color="000000" w:space="0" w:sz="0" w:val="none"/>
+          <w:right w:color="000000" w:space="0" w:sz="0" w:val="none"/>
+          <w:between w:color="000000" w:space="0" w:sz="0" w:val="none"/>
         </w:pBdr>
         <w:shd w:fill="ffffff" w:val="clear"/>
         <w:spacing w:after="240" w:lineRule="auto"/>
@@ -80,11 +80,11 @@
     <w:p>
       <w:pPr>
         <w:pBdr>
-          <w:top w:color="auto" w:space="0" w:sz="0" w:val="none"/>
-          <w:left w:color="auto" w:space="0" w:sz="0" w:val="none"/>
-          <w:bottom w:color="auto" w:space="0" w:sz="0" w:val="none"/>
-          <w:right w:color="auto" w:space="0" w:sz="0" w:val="none"/>
-          <w:between w:color="auto" w:space="0" w:sz="0" w:val="none"/>
+          <w:top w:color="000000" w:space="0" w:sz="0" w:val="none"/>
+          <w:left w:color="000000" w:space="0" w:sz="0" w:val="none"/>
+          <w:bottom w:color="000000" w:space="0" w:sz="0" w:val="none"/>
+          <w:right w:color="000000" w:space="0" w:sz="0" w:val="none"/>
+          <w:between w:color="000000" w:space="0" w:sz="0" w:val="none"/>
         </w:pBdr>
         <w:shd w:fill="ffffff" w:val="clear"/>
         <w:spacing w:after="240" w:lineRule="auto"/>
@@ -107,11 +107,11 @@
     <w:p>
       <w:pPr>
         <w:pBdr>
-          <w:top w:color="auto" w:space="0" w:sz="0" w:val="none"/>
-          <w:left w:color="auto" w:space="0" w:sz="0" w:val="none"/>
-          <w:bottom w:color="auto" w:space="0" w:sz="0" w:val="none"/>
-          <w:right w:color="auto" w:space="0" w:sz="0" w:val="none"/>
-          <w:between w:color="auto" w:space="0" w:sz="0" w:val="none"/>
+          <w:top w:color="000000" w:space="0" w:sz="0" w:val="none"/>
+          <w:left w:color="000000" w:space="0" w:sz="0" w:val="none"/>
+          <w:bottom w:color="000000" w:space="0" w:sz="0" w:val="none"/>
+          <w:right w:color="000000" w:space="0" w:sz="0" w:val="none"/>
+          <w:between w:color="000000" w:space="0" w:sz="0" w:val="none"/>
         </w:pBdr>
         <w:shd w:fill="ffffff" w:val="clear"/>
         <w:spacing w:after="240" w:lineRule="auto"/>
@@ -144,11 +144,11 @@
     <w:p>
       <w:pPr>
         <w:pBdr>
-          <w:top w:color="auto" w:space="0" w:sz="0" w:val="none"/>
-          <w:left w:color="auto" w:space="0" w:sz="0" w:val="none"/>
-          <w:bottom w:color="auto" w:space="0" w:sz="0" w:val="none"/>
-          <w:right w:color="auto" w:space="0" w:sz="0" w:val="none"/>
-          <w:between w:color="auto" w:space="0" w:sz="0" w:val="none"/>
+          <w:top w:color="000000" w:space="0" w:sz="0" w:val="none"/>
+          <w:left w:color="000000" w:space="0" w:sz="0" w:val="none"/>
+          <w:bottom w:color="000000" w:space="0" w:sz="0" w:val="none"/>
+          <w:right w:color="000000" w:space="0" w:sz="0" w:val="none"/>
+          <w:between w:color="000000" w:space="0" w:sz="0" w:val="none"/>
         </w:pBdr>
         <w:shd w:fill="ffffff" w:val="clear"/>
         <w:spacing w:after="240" w:lineRule="auto"/>
@@ -181,11 +181,11 @@
     <w:p>
       <w:pPr>
         <w:pBdr>
-          <w:top w:color="auto" w:space="0" w:sz="0" w:val="none"/>
-          <w:left w:color="auto" w:space="0" w:sz="0" w:val="none"/>
-          <w:bottom w:color="auto" w:space="0" w:sz="0" w:val="none"/>
-          <w:right w:color="auto" w:space="0" w:sz="0" w:val="none"/>
-          <w:between w:color="auto" w:space="0" w:sz="0" w:val="none"/>
+          <w:top w:color="000000" w:space="0" w:sz="0" w:val="none"/>
+          <w:left w:color="000000" w:space="0" w:sz="0" w:val="none"/>
+          <w:bottom w:color="000000" w:space="0" w:sz="0" w:val="none"/>
+          <w:right w:color="000000" w:space="0" w:sz="0" w:val="none"/>
+          <w:between w:color="000000" w:space="0" w:sz="0" w:val="none"/>
         </w:pBdr>
         <w:shd w:fill="ffffff" w:val="clear"/>
         <w:spacing w:after="240" w:lineRule="auto"/>
@@ -208,11 +208,11 @@
     <w:p>
       <w:pPr>
         <w:pBdr>
-          <w:top w:color="auto" w:space="0" w:sz="0" w:val="none"/>
-          <w:left w:color="auto" w:space="0" w:sz="0" w:val="none"/>
-          <w:bottom w:color="auto" w:space="0" w:sz="0" w:val="none"/>
-          <w:right w:color="auto" w:space="0" w:sz="0" w:val="none"/>
-          <w:between w:color="auto" w:space="0" w:sz="0" w:val="none"/>
+          <w:top w:color="000000" w:space="0" w:sz="0" w:val="none"/>
+          <w:left w:color="000000" w:space="0" w:sz="0" w:val="none"/>
+          <w:bottom w:color="000000" w:space="0" w:sz="0" w:val="none"/>
+          <w:right w:color="000000" w:space="0" w:sz="0" w:val="none"/>
+          <w:between w:color="000000" w:space="0" w:sz="0" w:val="none"/>
         </w:pBdr>
         <w:shd w:fill="ffffff" w:val="clear"/>
         <w:spacing w:after="240" w:lineRule="auto"/>
@@ -245,11 +245,11 @@
     <w:p>
       <w:pPr>
         <w:pBdr>
-          <w:top w:color="auto" w:space="0" w:sz="0" w:val="none"/>
-          <w:left w:color="auto" w:space="0" w:sz="0" w:val="none"/>
-          <w:bottom w:color="auto" w:space="0" w:sz="0" w:val="none"/>
-          <w:right w:color="auto" w:space="0" w:sz="0" w:val="none"/>
-          <w:between w:color="auto" w:space="0" w:sz="0" w:val="none"/>
+          <w:top w:color="000000" w:space="0" w:sz="0" w:val="none"/>
+          <w:left w:color="000000" w:space="0" w:sz="0" w:val="none"/>
+          <w:bottom w:color="000000" w:space="0" w:sz="0" w:val="none"/>
+          <w:right w:color="000000" w:space="0" w:sz="0" w:val="none"/>
+          <w:between w:color="000000" w:space="0" w:sz="0" w:val="none"/>
         </w:pBdr>
         <w:shd w:fill="ffffff" w:val="clear"/>
         <w:spacing w:after="240" w:lineRule="auto"/>
@@ -272,11 +272,11 @@
     <w:p>
       <w:pPr>
         <w:pBdr>
-          <w:top w:color="auto" w:space="0" w:sz="0" w:val="none"/>
-          <w:left w:color="auto" w:space="0" w:sz="0" w:val="none"/>
-          <w:bottom w:color="auto" w:space="0" w:sz="0" w:val="none"/>
-          <w:right w:color="auto" w:space="0" w:sz="0" w:val="none"/>
-          <w:between w:color="auto" w:space="0" w:sz="0" w:val="none"/>
+          <w:top w:color="000000" w:space="0" w:sz="0" w:val="none"/>
+          <w:left w:color="000000" w:space="0" w:sz="0" w:val="none"/>
+          <w:bottom w:color="000000" w:space="0" w:sz="0" w:val="none"/>
+          <w:right w:color="000000" w:space="0" w:sz="0" w:val="none"/>
+          <w:between w:color="000000" w:space="0" w:sz="0" w:val="none"/>
         </w:pBdr>
         <w:shd w:fill="ffffff" w:val="clear"/>
         <w:spacing w:after="240" w:lineRule="auto"/>
@@ -309,10 +309,10 @@
     <w:p>
       <w:pPr>
         <w:pBdr>
-          <w:top w:color="auto" w:space="0" w:sz="0" w:val="none"/>
-          <w:bottom w:color="auto" w:space="0" w:sz="0" w:val="none"/>
-          <w:right w:color="auto" w:space="0" w:sz="0" w:val="none"/>
-          <w:between w:color="auto" w:space="0" w:sz="0" w:val="none"/>
+          <w:top w:color="000000" w:space="0" w:sz="0" w:val="none"/>
+          <w:bottom w:color="000000" w:space="0" w:sz="0" w:val="none"/>
+          <w:right w:color="000000" w:space="0" w:sz="0" w:val="none"/>
+          <w:between w:color="000000" w:space="0" w:sz="0" w:val="none"/>
         </w:pBdr>
         <w:rPr>
           <w:rFonts w:ascii="Cordia New" w:cs="Cordia New" w:eastAsia="Cordia New" w:hAnsi="Cordia New"/>
@@ -333,10 +333,10 @@
     <w:p>
       <w:pPr>
         <w:pBdr>
-          <w:top w:color="auto" w:space="0" w:sz="0" w:val="none"/>
-          <w:bottom w:color="auto" w:space="0" w:sz="0" w:val="none"/>
-          <w:right w:color="auto" w:space="0" w:sz="0" w:val="none"/>
-          <w:between w:color="auto" w:space="0" w:sz="0" w:val="none"/>
+          <w:top w:color="000000" w:space="0" w:sz="0" w:val="none"/>
+          <w:bottom w:color="000000" w:space="0" w:sz="0" w:val="none"/>
+          <w:right w:color="000000" w:space="0" w:sz="0" w:val="none"/>
+          <w:between w:color="000000" w:space="0" w:sz="0" w:val="none"/>
         </w:pBdr>
         <w:rPr>
           <w:rFonts w:ascii="Cordia New" w:cs="Cordia New" w:eastAsia="Cordia New" w:hAnsi="Cordia New"/>
@@ -357,10 +357,10 @@
     <w:p>
       <w:pPr>
         <w:pBdr>
-          <w:top w:color="auto" w:space="0" w:sz="0" w:val="none"/>
-          <w:bottom w:color="auto" w:space="0" w:sz="0" w:val="none"/>
-          <w:right w:color="auto" w:space="0" w:sz="0" w:val="none"/>
-          <w:between w:color="auto" w:space="0" w:sz="0" w:val="none"/>
+          <w:top w:color="000000" w:space="0" w:sz="0" w:val="none"/>
+          <w:bottom w:color="000000" w:space="0" w:sz="0" w:val="none"/>
+          <w:right w:color="000000" w:space="0" w:sz="0" w:val="none"/>
+          <w:between w:color="000000" w:space="0" w:sz="0" w:val="none"/>
         </w:pBdr>
         <w:ind w:left="720" w:firstLine="0"/>
         <w:rPr>
@@ -382,10 +382,10 @@
     <w:p>
       <w:pPr>
         <w:pBdr>
-          <w:top w:color="auto" w:space="0" w:sz="0" w:val="none"/>
-          <w:bottom w:color="auto" w:space="0" w:sz="0" w:val="none"/>
-          <w:right w:color="auto" w:space="0" w:sz="0" w:val="none"/>
-          <w:between w:color="auto" w:space="0" w:sz="0" w:val="none"/>
+          <w:top w:color="000000" w:space="0" w:sz="0" w:val="none"/>
+          <w:bottom w:color="000000" w:space="0" w:sz="0" w:val="none"/>
+          <w:right w:color="000000" w:space="0" w:sz="0" w:val="none"/>
+          <w:between w:color="000000" w:space="0" w:sz="0" w:val="none"/>
         </w:pBdr>
         <w:ind w:left="720" w:firstLine="0"/>
         <w:rPr>
@@ -407,10 +407,10 @@
     <w:p>
       <w:pPr>
         <w:pBdr>
-          <w:top w:color="auto" w:space="0" w:sz="0" w:val="none"/>
-          <w:bottom w:color="auto" w:space="0" w:sz="0" w:val="none"/>
-          <w:right w:color="auto" w:space="0" w:sz="0" w:val="none"/>
-          <w:between w:color="auto" w:space="0" w:sz="0" w:val="none"/>
+          <w:top w:color="000000" w:space="0" w:sz="0" w:val="none"/>
+          <w:bottom w:color="000000" w:space="0" w:sz="0" w:val="none"/>
+          <w:right w:color="000000" w:space="0" w:sz="0" w:val="none"/>
+          <w:between w:color="000000" w:space="0" w:sz="0" w:val="none"/>
         </w:pBdr>
         <w:ind w:left="720" w:firstLine="0"/>
         <w:rPr>
@@ -432,10 +432,10 @@
     <w:p>
       <w:pPr>
         <w:pBdr>
-          <w:top w:color="auto" w:space="0" w:sz="0" w:val="none"/>
-          <w:bottom w:color="auto" w:space="0" w:sz="0" w:val="none"/>
-          <w:right w:color="auto" w:space="0" w:sz="0" w:val="none"/>
-          <w:between w:color="auto" w:space="0" w:sz="0" w:val="none"/>
+          <w:top w:color="000000" w:space="0" w:sz="0" w:val="none"/>
+          <w:bottom w:color="000000" w:space="0" w:sz="0" w:val="none"/>
+          <w:right w:color="000000" w:space="0" w:sz="0" w:val="none"/>
+          <w:between w:color="000000" w:space="0" w:sz="0" w:val="none"/>
         </w:pBdr>
         <w:rPr>
           <w:rFonts w:ascii="Cordia New" w:cs="Cordia New" w:eastAsia="Cordia New" w:hAnsi="Cordia New"/>
@@ -456,10 +456,10 @@
     <w:p>
       <w:pPr>
         <w:pBdr>
-          <w:top w:color="auto" w:space="0" w:sz="0" w:val="none"/>
-          <w:bottom w:color="auto" w:space="0" w:sz="0" w:val="none"/>
-          <w:right w:color="auto" w:space="0" w:sz="0" w:val="none"/>
-          <w:between w:color="auto" w:space="0" w:sz="0" w:val="none"/>
+          <w:top w:color="000000" w:space="0" w:sz="0" w:val="none"/>
+          <w:bottom w:color="000000" w:space="0" w:sz="0" w:val="none"/>
+          <w:right w:color="000000" w:space="0" w:sz="0" w:val="none"/>
+          <w:between w:color="000000" w:space="0" w:sz="0" w:val="none"/>
         </w:pBdr>
         <w:rPr>
           <w:rFonts w:ascii="Cordia New" w:cs="Cordia New" w:eastAsia="Cordia New" w:hAnsi="Cordia New"/>
@@ -480,10 +480,10 @@
     <w:p>
       <w:pPr>
         <w:pBdr>
-          <w:top w:color="auto" w:space="0" w:sz="0" w:val="none"/>
-          <w:bottom w:color="auto" w:space="0" w:sz="0" w:val="none"/>
-          <w:right w:color="auto" w:space="0" w:sz="0" w:val="none"/>
-          <w:between w:color="auto" w:space="0" w:sz="0" w:val="none"/>
+          <w:top w:color="000000" w:space="0" w:sz="0" w:val="none"/>
+          <w:bottom w:color="000000" w:space="0" w:sz="0" w:val="none"/>
+          <w:right w:color="000000" w:space="0" w:sz="0" w:val="none"/>
+          <w:between w:color="000000" w:space="0" w:sz="0" w:val="none"/>
         </w:pBdr>
         <w:rPr>
           <w:rFonts w:ascii="Cordia New" w:cs="Cordia New" w:eastAsia="Cordia New" w:hAnsi="Cordia New"/>
@@ -521,10 +521,10 @@
     <w:p>
       <w:pPr>
         <w:pBdr>
-          <w:top w:color="auto" w:space="0" w:sz="0" w:val="none"/>
-          <w:bottom w:color="auto" w:space="0" w:sz="0" w:val="none"/>
-          <w:right w:color="auto" w:space="0" w:sz="0" w:val="none"/>
-          <w:between w:color="auto" w:space="0" w:sz="0" w:val="none"/>
+          <w:top w:color="000000" w:space="0" w:sz="0" w:val="none"/>
+          <w:bottom w:color="000000" w:space="0" w:sz="0" w:val="none"/>
+          <w:right w:color="000000" w:space="0" w:sz="0" w:val="none"/>
+          <w:between w:color="000000" w:space="0" w:sz="0" w:val="none"/>
         </w:pBdr>
         <w:rPr>
           <w:rFonts w:ascii="Cordia New" w:cs="Cordia New" w:eastAsia="Cordia New" w:hAnsi="Cordia New"/>
@@ -574,10 +574,10 @@
     <w:p>
       <w:pPr>
         <w:pBdr>
-          <w:top w:color="auto" w:space="0" w:sz="0" w:val="none"/>
-          <w:bottom w:color="auto" w:space="0" w:sz="0" w:val="none"/>
-          <w:right w:color="auto" w:space="0" w:sz="0" w:val="none"/>
-          <w:between w:color="auto" w:space="0" w:sz="0" w:val="none"/>
+          <w:top w:color="000000" w:space="0" w:sz="0" w:val="none"/>
+          <w:bottom w:color="000000" w:space="0" w:sz="0" w:val="none"/>
+          <w:right w:color="000000" w:space="0" w:sz="0" w:val="none"/>
+          <w:between w:color="000000" w:space="0" w:sz="0" w:val="none"/>
         </w:pBdr>
         <w:rPr>
           <w:rFonts w:ascii="Cordia New" w:cs="Cordia New" w:eastAsia="Cordia New" w:hAnsi="Cordia New"/>
@@ -598,10 +598,10 @@
     <w:p>
       <w:pPr>
         <w:pBdr>
-          <w:top w:color="auto" w:space="0" w:sz="0" w:val="none"/>
-          <w:bottom w:color="auto" w:space="0" w:sz="0" w:val="none"/>
-          <w:right w:color="auto" w:space="0" w:sz="0" w:val="none"/>
-          <w:between w:color="auto" w:space="0" w:sz="0" w:val="none"/>
+          <w:top w:color="000000" w:space="0" w:sz="0" w:val="none"/>
+          <w:bottom w:color="000000" w:space="0" w:sz="0" w:val="none"/>
+          <w:right w:color="000000" w:space="0" w:sz="0" w:val="none"/>
+          <w:between w:color="000000" w:space="0" w:sz="0" w:val="none"/>
         </w:pBdr>
         <w:rPr>
           <w:rFonts w:ascii="Cordia New" w:cs="Cordia New" w:eastAsia="Cordia New" w:hAnsi="Cordia New"/>
@@ -632,10 +632,10 @@
     <w:p>
       <w:pPr>
         <w:pBdr>
-          <w:top w:color="auto" w:space="0" w:sz="0" w:val="none"/>
-          <w:bottom w:color="auto" w:space="0" w:sz="0" w:val="none"/>
-          <w:right w:color="auto" w:space="0" w:sz="0" w:val="none"/>
-          <w:between w:color="auto" w:space="0" w:sz="0" w:val="none"/>
+          <w:top w:color="000000" w:space="0" w:sz="0" w:val="none"/>
+          <w:bottom w:color="000000" w:space="0" w:sz="0" w:val="none"/>
+          <w:right w:color="000000" w:space="0" w:sz="0" w:val="none"/>
+          <w:between w:color="000000" w:space="0" w:sz="0" w:val="none"/>
         </w:pBdr>
         <w:rPr>
           <w:rFonts w:ascii="Cordia New" w:cs="Cordia New" w:eastAsia="Cordia New" w:hAnsi="Cordia New"/>
@@ -676,10 +676,10 @@
     <w:p>
       <w:pPr>
         <w:pBdr>
-          <w:top w:color="auto" w:space="0" w:sz="0" w:val="none"/>
-          <w:bottom w:color="auto" w:space="0" w:sz="0" w:val="none"/>
-          <w:right w:color="auto" w:space="0" w:sz="0" w:val="none"/>
-          <w:between w:color="auto" w:space="0" w:sz="0" w:val="none"/>
+          <w:top w:color="000000" w:space="0" w:sz="0" w:val="none"/>
+          <w:bottom w:color="000000" w:space="0" w:sz="0" w:val="none"/>
+          <w:right w:color="000000" w:space="0" w:sz="0" w:val="none"/>
+          <w:between w:color="000000" w:space="0" w:sz="0" w:val="none"/>
         </w:pBdr>
         <w:rPr>
           <w:rFonts w:ascii="Cordia New" w:cs="Cordia New" w:eastAsia="Cordia New" w:hAnsi="Cordia New"/>
@@ -700,11 +700,11 @@
     <w:p>
       <w:pPr>
         <w:pBdr>
-          <w:top w:color="auto" w:space="0" w:sz="0" w:val="none"/>
-          <w:left w:color="auto" w:space="0" w:sz="0" w:val="none"/>
-          <w:bottom w:color="auto" w:space="0" w:sz="0" w:val="none"/>
-          <w:right w:color="auto" w:space="0" w:sz="0" w:val="none"/>
-          <w:between w:color="auto" w:space="0" w:sz="0" w:val="none"/>
+          <w:top w:color="000000" w:space="0" w:sz="0" w:val="none"/>
+          <w:left w:color="000000" w:space="0" w:sz="0" w:val="none"/>
+          <w:bottom w:color="000000" w:space="0" w:sz="0" w:val="none"/>
+          <w:right w:color="000000" w:space="0" w:sz="0" w:val="none"/>
+          <w:between w:color="000000" w:space="0" w:sz="0" w:val="none"/>
         </w:pBdr>
         <w:shd w:fill="ffffff" w:val="clear"/>
         <w:spacing w:after="40" w:lineRule="auto"/>
@@ -726,11 +726,11 @@
     <w:p>
       <w:pPr>
         <w:pBdr>
-          <w:top w:color="auto" w:space="0" w:sz="0" w:val="none"/>
-          <w:left w:color="auto" w:space="0" w:sz="0" w:val="none"/>
-          <w:bottom w:color="auto" w:space="0" w:sz="0" w:val="none"/>
-          <w:right w:color="auto" w:space="0" w:sz="0" w:val="none"/>
-          <w:between w:color="auto" w:space="0" w:sz="0" w:val="none"/>
+          <w:top w:color="000000" w:space="0" w:sz="0" w:val="none"/>
+          <w:left w:color="000000" w:space="0" w:sz="0" w:val="none"/>
+          <w:bottom w:color="000000" w:space="0" w:sz="0" w:val="none"/>
+          <w:right w:color="000000" w:space="0" w:sz="0" w:val="none"/>
+          <w:between w:color="000000" w:space="0" w:sz="0" w:val="none"/>
         </w:pBdr>
         <w:shd w:fill="ffffff" w:val="clear"/>
         <w:spacing w:after="240" w:lineRule="auto"/>
@@ -763,10 +763,10 @@
     <w:p>
       <w:pPr>
         <w:pBdr>
-          <w:top w:color="auto" w:space="0" w:sz="0" w:val="none"/>
-          <w:bottom w:color="auto" w:space="0" w:sz="0" w:val="none"/>
-          <w:right w:color="auto" w:space="0" w:sz="0" w:val="none"/>
-          <w:between w:color="auto" w:space="0" w:sz="0" w:val="none"/>
+          <w:top w:color="000000" w:space="0" w:sz="0" w:val="none"/>
+          <w:bottom w:color="000000" w:space="0" w:sz="0" w:val="none"/>
+          <w:right w:color="000000" w:space="0" w:sz="0" w:val="none"/>
+          <w:between w:color="000000" w:space="0" w:sz="0" w:val="none"/>
         </w:pBdr>
         <w:rPr>
           <w:rFonts w:ascii="Cordia New" w:cs="Cordia New" w:eastAsia="Cordia New" w:hAnsi="Cordia New"/>
@@ -787,10 +787,10 @@
     <w:p>
       <w:pPr>
         <w:pBdr>
-          <w:top w:color="auto" w:space="0" w:sz="0" w:val="none"/>
-          <w:bottom w:color="auto" w:space="0" w:sz="0" w:val="none"/>
-          <w:right w:color="auto" w:space="0" w:sz="0" w:val="none"/>
-          <w:between w:color="auto" w:space="0" w:sz="0" w:val="none"/>
+          <w:top w:color="000000" w:space="0" w:sz="0" w:val="none"/>
+          <w:bottom w:color="000000" w:space="0" w:sz="0" w:val="none"/>
+          <w:right w:color="000000" w:space="0" w:sz="0" w:val="none"/>
+          <w:between w:color="000000" w:space="0" w:sz="0" w:val="none"/>
         </w:pBdr>
         <w:rPr>
           <w:rFonts w:ascii="Cordia New" w:cs="Cordia New" w:eastAsia="Cordia New" w:hAnsi="Cordia New"/>
@@ -821,10 +821,10 @@
     <w:p>
       <w:pPr>
         <w:pBdr>
-          <w:top w:color="auto" w:space="0" w:sz="0" w:val="none"/>
-          <w:bottom w:color="auto" w:space="0" w:sz="0" w:val="none"/>
-          <w:right w:color="auto" w:space="0" w:sz="0" w:val="none"/>
-          <w:between w:color="auto" w:space="0" w:sz="0" w:val="none"/>
+          <w:top w:color="000000" w:space="0" w:sz="0" w:val="none"/>
+          <w:bottom w:color="000000" w:space="0" w:sz="0" w:val="none"/>
+          <w:right w:color="000000" w:space="0" w:sz="0" w:val="none"/>
+          <w:between w:color="000000" w:space="0" w:sz="0" w:val="none"/>
         </w:pBdr>
         <w:rPr>
           <w:rFonts w:ascii="Cordia New" w:cs="Cordia New" w:eastAsia="Cordia New" w:hAnsi="Cordia New"/>
@@ -855,10 +855,10 @@
     <w:p>
       <w:pPr>
         <w:pBdr>
-          <w:top w:color="auto" w:space="0" w:sz="0" w:val="none"/>
-          <w:bottom w:color="auto" w:space="0" w:sz="0" w:val="none"/>
-          <w:right w:color="auto" w:space="0" w:sz="0" w:val="none"/>
-          <w:between w:color="auto" w:space="0" w:sz="0" w:val="none"/>
+          <w:top w:color="000000" w:space="0" w:sz="0" w:val="none"/>
+          <w:bottom w:color="000000" w:space="0" w:sz="0" w:val="none"/>
+          <w:right w:color="000000" w:space="0" w:sz="0" w:val="none"/>
+          <w:between w:color="000000" w:space="0" w:sz="0" w:val="none"/>
         </w:pBdr>
         <w:rPr>
           <w:rFonts w:ascii="Cordia New" w:cs="Cordia New" w:eastAsia="Cordia New" w:hAnsi="Cordia New"/>
@@ -879,11 +879,11 @@
     <w:p>
       <w:pPr>
         <w:pBdr>
-          <w:top w:color="auto" w:space="0" w:sz="0" w:val="none"/>
-          <w:left w:color="auto" w:space="0" w:sz="0" w:val="none"/>
-          <w:bottom w:color="auto" w:space="0" w:sz="0" w:val="none"/>
-          <w:right w:color="auto" w:space="0" w:sz="0" w:val="none"/>
-          <w:between w:color="auto" w:space="0" w:sz="0" w:val="none"/>
+          <w:top w:color="000000" w:space="0" w:sz="0" w:val="none"/>
+          <w:left w:color="000000" w:space="0" w:sz="0" w:val="none"/>
+          <w:bottom w:color="000000" w:space="0" w:sz="0" w:val="none"/>
+          <w:right w:color="000000" w:space="0" w:sz="0" w:val="none"/>
+          <w:between w:color="000000" w:space="0" w:sz="0" w:val="none"/>
         </w:pBdr>
         <w:shd w:fill="ffffff" w:val="clear"/>
         <w:spacing w:after="240" w:lineRule="auto"/>
@@ -906,11 +906,11 @@
     <w:p>
       <w:pPr>
         <w:pBdr>
-          <w:top w:color="auto" w:space="0" w:sz="0" w:val="none"/>
-          <w:left w:color="auto" w:space="0" w:sz="0" w:val="none"/>
-          <w:bottom w:color="auto" w:space="0" w:sz="0" w:val="none"/>
-          <w:right w:color="auto" w:space="0" w:sz="0" w:val="none"/>
-          <w:between w:color="auto" w:space="0" w:sz="0" w:val="none"/>
+          <w:top w:color="000000" w:space="0" w:sz="0" w:val="none"/>
+          <w:left w:color="000000" w:space="0" w:sz="0" w:val="none"/>
+          <w:bottom w:color="000000" w:space="0" w:sz="0" w:val="none"/>
+          <w:right w:color="000000" w:space="0" w:sz="0" w:val="none"/>
+          <w:between w:color="000000" w:space="0" w:sz="0" w:val="none"/>
         </w:pBdr>
         <w:shd w:fill="ffffff" w:val="clear"/>
         <w:spacing w:after="240" w:lineRule="auto"/>
@@ -943,10 +943,10 @@
     <w:p>
       <w:pPr>
         <w:pBdr>
-          <w:top w:color="auto" w:space="0" w:sz="0" w:val="none"/>
-          <w:bottom w:color="auto" w:space="0" w:sz="0" w:val="none"/>
-          <w:right w:color="auto" w:space="0" w:sz="0" w:val="none"/>
-          <w:between w:color="auto" w:space="0" w:sz="0" w:val="none"/>
+          <w:top w:color="000000" w:space="0" w:sz="0" w:val="none"/>
+          <w:bottom w:color="000000" w:space="0" w:sz="0" w:val="none"/>
+          <w:right w:color="000000" w:space="0" w:sz="0" w:val="none"/>
+          <w:between w:color="000000" w:space="0" w:sz="0" w:val="none"/>
         </w:pBdr>
         <w:rPr>
           <w:rFonts w:ascii="Cordia New" w:cs="Cordia New" w:eastAsia="Cordia New" w:hAnsi="Cordia New"/>
@@ -977,11 +977,11 @@
     <w:p>
       <w:pPr>
         <w:pBdr>
-          <w:top w:color="auto" w:space="0" w:sz="0" w:val="none"/>
-          <w:left w:color="auto" w:space="0" w:sz="0" w:val="none"/>
-          <w:bottom w:color="auto" w:space="0" w:sz="0" w:val="none"/>
-          <w:right w:color="auto" w:space="0" w:sz="0" w:val="none"/>
-          <w:between w:color="auto" w:space="0" w:sz="0" w:val="none"/>
+          <w:top w:color="000000" w:space="0" w:sz="0" w:val="none"/>
+          <w:left w:color="000000" w:space="0" w:sz="0" w:val="none"/>
+          <w:bottom w:color="000000" w:space="0" w:sz="0" w:val="none"/>
+          <w:right w:color="000000" w:space="0" w:sz="0" w:val="none"/>
+          <w:between w:color="000000" w:space="0" w:sz="0" w:val="none"/>
         </w:pBdr>
         <w:shd w:fill="ffffff" w:val="clear"/>
         <w:spacing w:after="40" w:before="120" w:lineRule="auto"/>
@@ -1024,11 +1024,11 @@
     <w:p>
       <w:pPr>
         <w:pBdr>
-          <w:top w:color="auto" w:space="0" w:sz="0" w:val="none"/>
-          <w:left w:color="auto" w:space="0" w:sz="0" w:val="none"/>
-          <w:bottom w:color="auto" w:space="0" w:sz="0" w:val="none"/>
-          <w:right w:color="auto" w:space="0" w:sz="0" w:val="none"/>
-          <w:between w:color="auto" w:space="0" w:sz="0" w:val="none"/>
+          <w:top w:color="000000" w:space="0" w:sz="0" w:val="none"/>
+          <w:left w:color="000000" w:space="0" w:sz="0" w:val="none"/>
+          <w:bottom w:color="000000" w:space="0" w:sz="0" w:val="none"/>
+          <w:right w:color="000000" w:space="0" w:sz="0" w:val="none"/>
+          <w:between w:color="000000" w:space="0" w:sz="0" w:val="none"/>
         </w:pBdr>
         <w:shd w:fill="ffffff" w:val="clear"/>
         <w:spacing w:after="40" w:before="120" w:lineRule="auto"/>
@@ -1052,10 +1052,10 @@
     <w:p>
       <w:pPr>
         <w:pBdr>
-          <w:top w:color="auto" w:space="0" w:sz="0" w:val="none"/>
-          <w:bottom w:color="auto" w:space="0" w:sz="0" w:val="none"/>
-          <w:right w:color="auto" w:space="0" w:sz="0" w:val="none"/>
-          <w:between w:color="auto" w:space="0" w:sz="0" w:val="none"/>
+          <w:top w:color="000000" w:space="0" w:sz="0" w:val="none"/>
+          <w:bottom w:color="000000" w:space="0" w:sz="0" w:val="none"/>
+          <w:right w:color="000000" w:space="0" w:sz="0" w:val="none"/>
+          <w:between w:color="000000" w:space="0" w:sz="0" w:val="none"/>
         </w:pBdr>
         <w:rPr>
           <w:rFonts w:ascii="Cordia New" w:cs="Cordia New" w:eastAsia="Cordia New" w:hAnsi="Cordia New"/>
@@ -1076,10 +1076,10 @@
     <w:p>
       <w:pPr>
         <w:pBdr>
-          <w:top w:color="auto" w:space="0" w:sz="0" w:val="none"/>
-          <w:bottom w:color="auto" w:space="0" w:sz="0" w:val="none"/>
-          <w:right w:color="auto" w:space="0" w:sz="0" w:val="none"/>
-          <w:between w:color="auto" w:space="0" w:sz="0" w:val="none"/>
+          <w:top w:color="000000" w:space="0" w:sz="0" w:val="none"/>
+          <w:bottom w:color="000000" w:space="0" w:sz="0" w:val="none"/>
+          <w:right w:color="000000" w:space="0" w:sz="0" w:val="none"/>
+          <w:between w:color="000000" w:space="0" w:sz="0" w:val="none"/>
         </w:pBdr>
         <w:rPr>
           <w:rFonts w:ascii="Cordia New" w:cs="Cordia New" w:eastAsia="Cordia New" w:hAnsi="Cordia New"/>
@@ -1148,10 +1148,10 @@
     <w:p>
       <w:pPr>
         <w:pBdr>
-          <w:top w:color="auto" w:space="0" w:sz="0" w:val="none"/>
-          <w:bottom w:color="auto" w:space="0" w:sz="0" w:val="none"/>
-          <w:right w:color="auto" w:space="0" w:sz="0" w:val="none"/>
-          <w:between w:color="auto" w:space="0" w:sz="0" w:val="none"/>
+          <w:top w:color="000000" w:space="0" w:sz="0" w:val="none"/>
+          <w:bottom w:color="000000" w:space="0" w:sz="0" w:val="none"/>
+          <w:right w:color="000000" w:space="0" w:sz="0" w:val="none"/>
+          <w:between w:color="000000" w:space="0" w:sz="0" w:val="none"/>
         </w:pBdr>
         <w:ind w:left="720" w:firstLine="0"/>
         <w:rPr>
@@ -1173,10 +1173,10 @@
     <w:p>
       <w:pPr>
         <w:pBdr>
-          <w:top w:color="auto" w:space="0" w:sz="0" w:val="none"/>
-          <w:bottom w:color="auto" w:space="0" w:sz="0" w:val="none"/>
-          <w:right w:color="auto" w:space="0" w:sz="0" w:val="none"/>
-          <w:between w:color="auto" w:space="0" w:sz="0" w:val="none"/>
+          <w:top w:color="000000" w:space="0" w:sz="0" w:val="none"/>
+          <w:bottom w:color="000000" w:space="0" w:sz="0" w:val="none"/>
+          <w:right w:color="000000" w:space="0" w:sz="0" w:val="none"/>
+          <w:between w:color="000000" w:space="0" w:sz="0" w:val="none"/>
         </w:pBdr>
         <w:ind w:left="720" w:firstLine="0"/>
         <w:rPr>
@@ -1198,10 +1198,10 @@
     <w:p>
       <w:pPr>
         <w:pBdr>
-          <w:top w:color="auto" w:space="0" w:sz="0" w:val="none"/>
-          <w:bottom w:color="auto" w:space="0" w:sz="0" w:val="none"/>
-          <w:right w:color="auto" w:space="0" w:sz="0" w:val="none"/>
-          <w:between w:color="auto" w:space="0" w:sz="0" w:val="none"/>
+          <w:top w:color="000000" w:space="0" w:sz="0" w:val="none"/>
+          <w:bottom w:color="000000" w:space="0" w:sz="0" w:val="none"/>
+          <w:right w:color="000000" w:space="0" w:sz="0" w:val="none"/>
+          <w:between w:color="000000" w:space="0" w:sz="0" w:val="none"/>
         </w:pBdr>
         <w:ind w:left="720" w:firstLine="0"/>
         <w:rPr>
@@ -1240,10 +1240,10 @@
     <w:p>
       <w:pPr>
         <w:pBdr>
-          <w:top w:color="auto" w:space="0" w:sz="0" w:val="none"/>
-          <w:bottom w:color="auto" w:space="0" w:sz="0" w:val="none"/>
-          <w:right w:color="auto" w:space="0" w:sz="0" w:val="none"/>
-          <w:between w:color="auto" w:space="0" w:sz="0" w:val="none"/>
+          <w:top w:color="000000" w:space="0" w:sz="0" w:val="none"/>
+          <w:bottom w:color="000000" w:space="0" w:sz="0" w:val="none"/>
+          <w:right w:color="000000" w:space="0" w:sz="0" w:val="none"/>
+          <w:between w:color="000000" w:space="0" w:sz="0" w:val="none"/>
         </w:pBdr>
         <w:rPr>
           <w:rFonts w:ascii="Cordia New" w:cs="Cordia New" w:eastAsia="Cordia New" w:hAnsi="Cordia New"/>
@@ -1264,11 +1264,11 @@
     <w:p>
       <w:pPr>
         <w:pBdr>
-          <w:top w:color="auto" w:space="0" w:sz="0" w:val="none"/>
-          <w:left w:color="auto" w:space="0" w:sz="0" w:val="none"/>
-          <w:bottom w:color="auto" w:space="0" w:sz="0" w:val="none"/>
-          <w:right w:color="auto" w:space="0" w:sz="0" w:val="none"/>
-          <w:between w:color="auto" w:space="0" w:sz="0" w:val="none"/>
+          <w:top w:color="000000" w:space="0" w:sz="0" w:val="none"/>
+          <w:left w:color="000000" w:space="0" w:sz="0" w:val="none"/>
+          <w:bottom w:color="000000" w:space="0" w:sz="0" w:val="none"/>
+          <w:right w:color="000000" w:space="0" w:sz="0" w:val="none"/>
+          <w:between w:color="000000" w:space="0" w:sz="0" w:val="none"/>
         </w:pBdr>
         <w:shd w:fill="ffffff" w:val="clear"/>
         <w:spacing w:after="240" w:lineRule="auto"/>
@@ -1291,11 +1291,11 @@
     <w:p>
       <w:pPr>
         <w:pBdr>
-          <w:top w:color="auto" w:space="0" w:sz="0" w:val="none"/>
-          <w:left w:color="auto" w:space="0" w:sz="0" w:val="none"/>
-          <w:bottom w:color="auto" w:space="0" w:sz="0" w:val="none"/>
-          <w:right w:color="auto" w:space="0" w:sz="0" w:val="none"/>
-          <w:between w:color="auto" w:space="0" w:sz="0" w:val="none"/>
+          <w:top w:color="000000" w:space="0" w:sz="0" w:val="none"/>
+          <w:left w:color="000000" w:space="0" w:sz="0" w:val="none"/>
+          <w:bottom w:color="000000" w:space="0" w:sz="0" w:val="none"/>
+          <w:right w:color="000000" w:space="0" w:sz="0" w:val="none"/>
+          <w:between w:color="000000" w:space="0" w:sz="0" w:val="none"/>
         </w:pBdr>
         <w:shd w:fill="ffffff" w:val="clear"/>
         <w:spacing w:after="240" w:lineRule="auto"/>
@@ -1328,10 +1328,10 @@
     <w:p>
       <w:pPr>
         <w:pBdr>
-          <w:top w:color="auto" w:space="0" w:sz="0" w:val="none"/>
-          <w:bottom w:color="auto" w:space="0" w:sz="0" w:val="none"/>
-          <w:right w:color="auto" w:space="0" w:sz="0" w:val="none"/>
-          <w:between w:color="auto" w:space="0" w:sz="0" w:val="none"/>
+          <w:top w:color="000000" w:space="0" w:sz="0" w:val="none"/>
+          <w:bottom w:color="000000" w:space="0" w:sz="0" w:val="none"/>
+          <w:right w:color="000000" w:space="0" w:sz="0" w:val="none"/>
+          <w:between w:color="000000" w:space="0" w:sz="0" w:val="none"/>
         </w:pBdr>
         <w:rPr>
           <w:rFonts w:ascii="Cordia New" w:cs="Cordia New" w:eastAsia="Cordia New" w:hAnsi="Cordia New"/>
@@ -1371,11 +1371,11 @@
     <w:p>
       <w:pPr>
         <w:pBdr>
-          <w:top w:color="auto" w:space="0" w:sz="0" w:val="none"/>
-          <w:left w:color="auto" w:space="0" w:sz="0" w:val="none"/>
-          <w:bottom w:color="auto" w:space="0" w:sz="0" w:val="none"/>
-          <w:right w:color="auto" w:space="0" w:sz="0" w:val="none"/>
-          <w:between w:color="auto" w:space="0" w:sz="0" w:val="none"/>
+          <w:top w:color="000000" w:space="0" w:sz="0" w:val="none"/>
+          <w:left w:color="000000" w:space="0" w:sz="0" w:val="none"/>
+          <w:bottom w:color="000000" w:space="0" w:sz="0" w:val="none"/>
+          <w:right w:color="000000" w:space="0" w:sz="0" w:val="none"/>
+          <w:between w:color="000000" w:space="0" w:sz="0" w:val="none"/>
         </w:pBdr>
         <w:shd w:fill="ffffff" w:val="clear"/>
         <w:spacing w:after="240" w:lineRule="auto"/>
@@ -1398,11 +1398,11 @@
     <w:p>
       <w:pPr>
         <w:pBdr>
-          <w:top w:color="auto" w:space="0" w:sz="0" w:val="none"/>
-          <w:left w:color="auto" w:space="0" w:sz="0" w:val="none"/>
-          <w:bottom w:color="auto" w:space="0" w:sz="0" w:val="none"/>
-          <w:right w:color="auto" w:space="0" w:sz="0" w:val="none"/>
-          <w:between w:color="auto" w:space="0" w:sz="0" w:val="none"/>
+          <w:top w:color="000000" w:space="0" w:sz="0" w:val="none"/>
+          <w:left w:color="000000" w:space="0" w:sz="0" w:val="none"/>
+          <w:bottom w:color="000000" w:space="0" w:sz="0" w:val="none"/>
+          <w:right w:color="000000" w:space="0" w:sz="0" w:val="none"/>
+          <w:between w:color="000000" w:space="0" w:sz="0" w:val="none"/>
         </w:pBdr>
         <w:shd w:fill="ffffff" w:val="clear"/>
         <w:spacing w:after="240" w:lineRule="auto"/>
@@ -1435,11 +1435,11 @@
     <w:p>
       <w:pPr>
         <w:pBdr>
-          <w:top w:color="auto" w:space="0" w:sz="0" w:val="none"/>
-          <w:left w:color="auto" w:space="0" w:sz="0" w:val="none"/>
-          <w:bottom w:color="auto" w:space="0" w:sz="0" w:val="none"/>
-          <w:right w:color="auto" w:space="0" w:sz="0" w:val="none"/>
-          <w:between w:color="auto" w:space="0" w:sz="0" w:val="none"/>
+          <w:top w:color="000000" w:space="0" w:sz="0" w:val="none"/>
+          <w:left w:color="000000" w:space="0" w:sz="0" w:val="none"/>
+          <w:bottom w:color="000000" w:space="0" w:sz="0" w:val="none"/>
+          <w:right w:color="000000" w:space="0" w:sz="0" w:val="none"/>
+          <w:between w:color="000000" w:space="0" w:sz="0" w:val="none"/>
         </w:pBdr>
         <w:shd w:fill="ffffff" w:val="clear"/>
         <w:rPr>
@@ -1471,11 +1471,11 @@
     <w:p>
       <w:pPr>
         <w:pBdr>
-          <w:top w:color="auto" w:space="0" w:sz="0" w:val="none"/>
-          <w:left w:color="auto" w:space="0" w:sz="0" w:val="none"/>
-          <w:bottom w:color="auto" w:space="0" w:sz="0" w:val="none"/>
-          <w:right w:color="auto" w:space="0" w:sz="0" w:val="none"/>
-          <w:between w:color="auto" w:space="0" w:sz="0" w:val="none"/>
+          <w:top w:color="000000" w:space="0" w:sz="0" w:val="none"/>
+          <w:left w:color="000000" w:space="0" w:sz="0" w:val="none"/>
+          <w:bottom w:color="000000" w:space="0" w:sz="0" w:val="none"/>
+          <w:right w:color="000000" w:space="0" w:sz="0" w:val="none"/>
+          <w:between w:color="000000" w:space="0" w:sz="0" w:val="none"/>
         </w:pBdr>
         <w:shd w:fill="ffffff" w:val="clear"/>
         <w:rPr>
@@ -1497,11 +1497,11 @@
     <w:p>
       <w:pPr>
         <w:pBdr>
-          <w:top w:color="auto" w:space="0" w:sz="0" w:val="none"/>
-          <w:left w:color="auto" w:space="0" w:sz="0" w:val="none"/>
-          <w:bottom w:color="auto" w:space="0" w:sz="0" w:val="none"/>
-          <w:right w:color="auto" w:space="0" w:sz="0" w:val="none"/>
-          <w:between w:color="auto" w:space="0" w:sz="0" w:val="none"/>
+          <w:top w:color="000000" w:space="0" w:sz="0" w:val="none"/>
+          <w:left w:color="000000" w:space="0" w:sz="0" w:val="none"/>
+          <w:bottom w:color="000000" w:space="0" w:sz="0" w:val="none"/>
+          <w:right w:color="000000" w:space="0" w:sz="0" w:val="none"/>
+          <w:between w:color="000000" w:space="0" w:sz="0" w:val="none"/>
         </w:pBdr>
         <w:shd w:fill="ffffff" w:val="clear"/>
         <w:rPr>
@@ -1523,11 +1523,11 @@
     <w:p>
       <w:pPr>
         <w:pBdr>
-          <w:top w:color="auto" w:space="0" w:sz="0" w:val="none"/>
-          <w:left w:color="auto" w:space="0" w:sz="0" w:val="none"/>
-          <w:bottom w:color="auto" w:space="0" w:sz="0" w:val="none"/>
-          <w:right w:color="auto" w:space="0" w:sz="0" w:val="none"/>
-          <w:between w:color="auto" w:space="0" w:sz="0" w:val="none"/>
+          <w:top w:color="000000" w:space="0" w:sz="0" w:val="none"/>
+          <w:left w:color="000000" w:space="0" w:sz="0" w:val="none"/>
+          <w:bottom w:color="000000" w:space="0" w:sz="0" w:val="none"/>
+          <w:right w:color="000000" w:space="0" w:sz="0" w:val="none"/>
+          <w:between w:color="000000" w:space="0" w:sz="0" w:val="none"/>
         </w:pBdr>
         <w:shd w:fill="ffffff" w:val="clear"/>
         <w:rPr>
@@ -1549,11 +1549,11 @@
     <w:p>
       <w:pPr>
         <w:pBdr>
-          <w:top w:color="auto" w:space="0" w:sz="0" w:val="none"/>
-          <w:left w:color="auto" w:space="0" w:sz="0" w:val="none"/>
-          <w:bottom w:color="auto" w:space="0" w:sz="0" w:val="none"/>
-          <w:right w:color="auto" w:space="0" w:sz="0" w:val="none"/>
-          <w:between w:color="auto" w:space="0" w:sz="0" w:val="none"/>
+          <w:top w:color="000000" w:space="0" w:sz="0" w:val="none"/>
+          <w:left w:color="000000" w:space="0" w:sz="0" w:val="none"/>
+          <w:bottom w:color="000000" w:space="0" w:sz="0" w:val="none"/>
+          <w:right w:color="000000" w:space="0" w:sz="0" w:val="none"/>
+          <w:between w:color="000000" w:space="0" w:sz="0" w:val="none"/>
         </w:pBdr>
         <w:shd w:fill="ffffff" w:val="clear"/>
         <w:rPr>
@@ -1575,11 +1575,11 @@
     <w:p>
       <w:pPr>
         <w:pBdr>
-          <w:top w:color="auto" w:space="0" w:sz="0" w:val="none"/>
-          <w:left w:color="auto" w:space="0" w:sz="0" w:val="none"/>
-          <w:bottom w:color="auto" w:space="0" w:sz="0" w:val="none"/>
-          <w:right w:color="auto" w:space="0" w:sz="0" w:val="none"/>
-          <w:between w:color="auto" w:space="0" w:sz="0" w:val="none"/>
+          <w:top w:color="000000" w:space="0" w:sz="0" w:val="none"/>
+          <w:left w:color="000000" w:space="0" w:sz="0" w:val="none"/>
+          <w:bottom w:color="000000" w:space="0" w:sz="0" w:val="none"/>
+          <w:right w:color="000000" w:space="0" w:sz="0" w:val="none"/>
+          <w:between w:color="000000" w:space="0" w:sz="0" w:val="none"/>
         </w:pBdr>
         <w:shd w:fill="ffffff" w:val="clear"/>
         <w:rPr>
@@ -1601,11 +1601,11 @@
     <w:p>
       <w:pPr>
         <w:pBdr>
-          <w:top w:color="auto" w:space="0" w:sz="0" w:val="none"/>
-          <w:left w:color="auto" w:space="0" w:sz="0" w:val="none"/>
-          <w:bottom w:color="auto" w:space="0" w:sz="0" w:val="none"/>
-          <w:right w:color="auto" w:space="0" w:sz="0" w:val="none"/>
-          <w:between w:color="auto" w:space="0" w:sz="0" w:val="none"/>
+          <w:top w:color="000000" w:space="0" w:sz="0" w:val="none"/>
+          <w:left w:color="000000" w:space="0" w:sz="0" w:val="none"/>
+          <w:bottom w:color="000000" w:space="0" w:sz="0" w:val="none"/>
+          <w:right w:color="000000" w:space="0" w:sz="0" w:val="none"/>
+          <w:between w:color="000000" w:space="0" w:sz="0" w:val="none"/>
         </w:pBdr>
         <w:shd w:fill="ffffff" w:val="clear"/>
         <w:rPr>
@@ -1627,11 +1627,11 @@
     <w:p>
       <w:pPr>
         <w:pBdr>
-          <w:top w:color="auto" w:space="0" w:sz="0" w:val="none"/>
-          <w:left w:color="auto" w:space="0" w:sz="0" w:val="none"/>
-          <w:bottom w:color="auto" w:space="0" w:sz="0" w:val="none"/>
-          <w:right w:color="auto" w:space="0" w:sz="0" w:val="none"/>
-          <w:between w:color="auto" w:space="0" w:sz="0" w:val="none"/>
+          <w:top w:color="000000" w:space="0" w:sz="0" w:val="none"/>
+          <w:left w:color="000000" w:space="0" w:sz="0" w:val="none"/>
+          <w:bottom w:color="000000" w:space="0" w:sz="0" w:val="none"/>
+          <w:right w:color="000000" w:space="0" w:sz="0" w:val="none"/>
+          <w:between w:color="000000" w:space="0" w:sz="0" w:val="none"/>
         </w:pBdr>
         <w:shd w:fill="ffffff" w:val="clear"/>
         <w:rPr>
@@ -1653,11 +1653,11 @@
     <w:p>
       <w:pPr>
         <w:pBdr>
-          <w:top w:color="auto" w:space="0" w:sz="0" w:val="none"/>
-          <w:left w:color="auto" w:space="0" w:sz="0" w:val="none"/>
-          <w:bottom w:color="auto" w:space="0" w:sz="0" w:val="none"/>
-          <w:right w:color="auto" w:space="0" w:sz="0" w:val="none"/>
-          <w:between w:color="auto" w:space="0" w:sz="0" w:val="none"/>
+          <w:top w:color="000000" w:space="0" w:sz="0" w:val="none"/>
+          <w:left w:color="000000" w:space="0" w:sz="0" w:val="none"/>
+          <w:bottom w:color="000000" w:space="0" w:sz="0" w:val="none"/>
+          <w:right w:color="000000" w:space="0" w:sz="0" w:val="none"/>
+          <w:between w:color="000000" w:space="0" w:sz="0" w:val="none"/>
         </w:pBdr>
         <w:shd w:fill="ffffff" w:val="clear"/>
         <w:rPr>
@@ -1679,37 +1679,37 @@
     <w:p>
       <w:pPr>
         <w:pBdr>
-          <w:top w:color="auto" w:space="0" w:sz="0" w:val="none"/>
-          <w:left w:color="auto" w:space="0" w:sz="0" w:val="none"/>
-          <w:bottom w:color="auto" w:space="0" w:sz="0" w:val="none"/>
-          <w:right w:color="auto" w:space="0" w:sz="0" w:val="none"/>
-          <w:between w:color="auto" w:space="0" w:sz="0" w:val="none"/>
-        </w:pBdr>
-        <w:shd w:fill="ffffff" w:val="clear"/>
-        <w:rPr>
-          <w:rFonts w:ascii="Cordia New" w:cs="Cordia New" w:eastAsia="Cordia New" w:hAnsi="Cordia New"/>
-          <w:sz w:val="24"/>
-          <w:szCs w:val="24"/>
-        </w:rPr>
-      </w:pPr>
-      <w:r>
-        <w:rPr>
-          <w:rFonts w:ascii="Cordia New" w:cs="Cordia New" w:eastAsia="Cordia New" w:hAnsi="Cordia New"/>
-          <w:sz w:val="24"/>
-          <w:szCs w:val="24"/>
-          <w:rtl w:val="0"/>
-        </w:rPr>
-        <w:t xml:space="preserve">- มูลค่ารายการมากกว่า 100,000,000 บาท จะต้องได้รับอนุมัติจาก Group CEO </w:t>
-      </w:r>
-    </w:p>
-    <w:p>
-      <w:pPr>
-        <w:pBdr>
-          <w:top w:color="auto" w:space="0" w:sz="0" w:val="none"/>
-          <w:left w:color="auto" w:space="0" w:sz="0" w:val="none"/>
-          <w:bottom w:color="auto" w:space="0" w:sz="0" w:val="none"/>
-          <w:right w:color="auto" w:space="0" w:sz="0" w:val="none"/>
-          <w:between w:color="auto" w:space="0" w:sz="0" w:val="none"/>
+          <w:top w:color="000000" w:space="0" w:sz="0" w:val="none"/>
+          <w:left w:color="000000" w:space="0" w:sz="0" w:val="none"/>
+          <w:bottom w:color="000000" w:space="0" w:sz="0" w:val="none"/>
+          <w:right w:color="000000" w:space="0" w:sz="0" w:val="none"/>
+          <w:between w:color="000000" w:space="0" w:sz="0" w:val="none"/>
+        </w:pBdr>
+        <w:shd w:fill="ffffff" w:val="clear"/>
+        <w:rPr>
+          <w:rFonts w:ascii="Cordia New" w:cs="Cordia New" w:eastAsia="Cordia New" w:hAnsi="Cordia New"/>
+          <w:sz w:val="24"/>
+          <w:szCs w:val="24"/>
+        </w:rPr>
+      </w:pPr>
+      <w:r>
+        <w:rPr>
+          <w:rFonts w:ascii="Cordia New" w:cs="Cordia New" w:eastAsia="Cordia New" w:hAnsi="Cordia New"/>
+          <w:sz w:val="24"/>
+          <w:szCs w:val="24"/>
+          <w:rtl w:val="0"/>
+        </w:rPr>
+        <w:t xml:space="preserve">- มูลค่ารายการมากกว่า 100,000,000 บาท จะต้องได้รับอนุมัติจาก Group CEO / Group Chief Retail Business </w:t>
+      </w:r>
+    </w:p>
+    <w:p>
+      <w:pPr>
+        <w:pBdr>
+          <w:top w:color="000000" w:space="0" w:sz="0" w:val="none"/>
+          <w:left w:color="000000" w:space="0" w:sz="0" w:val="none"/>
+          <w:bottom w:color="000000" w:space="0" w:sz="0" w:val="none"/>
+          <w:right w:color="000000" w:space="0" w:sz="0" w:val="none"/>
+          <w:between w:color="000000" w:space="0" w:sz="0" w:val="none"/>
         </w:pBdr>
         <w:shd w:fill="ffffff" w:val="clear"/>
         <w:rPr>
@@ -1731,11 +1731,11 @@
     <w:p>
       <w:pPr>
         <w:pBdr>
-          <w:top w:color="auto" w:space="0" w:sz="0" w:val="none"/>
-          <w:left w:color="auto" w:space="0" w:sz="0" w:val="none"/>
-          <w:bottom w:color="auto" w:space="0" w:sz="0" w:val="none"/>
-          <w:right w:color="auto" w:space="0" w:sz="0" w:val="none"/>
-          <w:between w:color="auto" w:space="0" w:sz="0" w:val="none"/>
+          <w:top w:color="000000" w:space="0" w:sz="0" w:val="none"/>
+          <w:left w:color="000000" w:space="0" w:sz="0" w:val="none"/>
+          <w:bottom w:color="000000" w:space="0" w:sz="0" w:val="none"/>
+          <w:right w:color="000000" w:space="0" w:sz="0" w:val="none"/>
+          <w:between w:color="000000" w:space="0" w:sz="0" w:val="none"/>
         </w:pBdr>
         <w:shd w:fill="ffffff" w:val="clear"/>
         <w:rPr>
@@ -1767,11 +1767,11 @@
     <w:p>
       <w:pPr>
         <w:pBdr>
-          <w:top w:color="auto" w:space="0" w:sz="0" w:val="none"/>
-          <w:left w:color="auto" w:space="0" w:sz="0" w:val="none"/>
-          <w:bottom w:color="auto" w:space="0" w:sz="0" w:val="none"/>
-          <w:right w:color="auto" w:space="0" w:sz="0" w:val="none"/>
-          <w:between w:color="auto" w:space="0" w:sz="0" w:val="none"/>
+          <w:top w:color="000000" w:space="0" w:sz="0" w:val="none"/>
+          <w:left w:color="000000" w:space="0" w:sz="0" w:val="none"/>
+          <w:bottom w:color="000000" w:space="0" w:sz="0" w:val="none"/>
+          <w:right w:color="000000" w:space="0" w:sz="0" w:val="none"/>
+          <w:between w:color="000000" w:space="0" w:sz="0" w:val="none"/>
         </w:pBdr>
         <w:shd w:fill="ffffff" w:val="clear"/>
         <w:rPr>
@@ -1803,11 +1803,11 @@
     <w:p>
       <w:pPr>
         <w:pBdr>
-          <w:top w:color="auto" w:space="0" w:sz="0" w:val="none"/>
-          <w:left w:color="auto" w:space="0" w:sz="0" w:val="none"/>
-          <w:bottom w:color="auto" w:space="0" w:sz="0" w:val="none"/>
-          <w:right w:color="auto" w:space="0" w:sz="0" w:val="none"/>
-          <w:between w:color="auto" w:space="0" w:sz="0" w:val="none"/>
+          <w:top w:color="000000" w:space="0" w:sz="0" w:val="none"/>
+          <w:left w:color="000000" w:space="0" w:sz="0" w:val="none"/>
+          <w:bottom w:color="000000" w:space="0" w:sz="0" w:val="none"/>
+          <w:right w:color="000000" w:space="0" w:sz="0" w:val="none"/>
+          <w:between w:color="000000" w:space="0" w:sz="0" w:val="none"/>
         </w:pBdr>
         <w:shd w:fill="ffffff" w:val="clear"/>
         <w:rPr>
@@ -1829,11 +1829,11 @@
     <w:p>
       <w:pPr>
         <w:pBdr>
-          <w:top w:color="auto" w:space="0" w:sz="0" w:val="none"/>
-          <w:left w:color="auto" w:space="0" w:sz="0" w:val="none"/>
-          <w:bottom w:color="auto" w:space="0" w:sz="0" w:val="none"/>
-          <w:right w:color="auto" w:space="0" w:sz="0" w:val="none"/>
-          <w:between w:color="auto" w:space="0" w:sz="0" w:val="none"/>
+          <w:top w:color="000000" w:space="0" w:sz="0" w:val="none"/>
+          <w:left w:color="000000" w:space="0" w:sz="0" w:val="none"/>
+          <w:bottom w:color="000000" w:space="0" w:sz="0" w:val="none"/>
+          <w:right w:color="000000" w:space="0" w:sz="0" w:val="none"/>
+          <w:between w:color="000000" w:space="0" w:sz="0" w:val="none"/>
         </w:pBdr>
         <w:shd w:fill="ffffff" w:val="clear"/>
         <w:rPr>
@@ -1855,11 +1855,11 @@
     <w:p>
       <w:pPr>
         <w:pBdr>
-          <w:top w:color="auto" w:space="0" w:sz="0" w:val="none"/>
-          <w:left w:color="auto" w:space="0" w:sz="0" w:val="none"/>
-          <w:bottom w:color="auto" w:space="0" w:sz="0" w:val="none"/>
-          <w:right w:color="auto" w:space="0" w:sz="0" w:val="none"/>
-          <w:between w:color="auto" w:space="0" w:sz="0" w:val="none"/>
+          <w:top w:color="000000" w:space="0" w:sz="0" w:val="none"/>
+          <w:left w:color="000000" w:space="0" w:sz="0" w:val="none"/>
+          <w:bottom w:color="000000" w:space="0" w:sz="0" w:val="none"/>
+          <w:right w:color="000000" w:space="0" w:sz="0" w:val="none"/>
+          <w:between w:color="000000" w:space="0" w:sz="0" w:val="none"/>
         </w:pBdr>
         <w:shd w:fill="ffffff" w:val="clear"/>
         <w:rPr>
@@ -1881,11 +1881,11 @@
     <w:p>
       <w:pPr>
         <w:pBdr>
-          <w:top w:color="auto" w:space="0" w:sz="0" w:val="none"/>
-          <w:left w:color="auto" w:space="0" w:sz="0" w:val="none"/>
-          <w:bottom w:color="auto" w:space="0" w:sz="0" w:val="none"/>
-          <w:right w:color="auto" w:space="0" w:sz="0" w:val="none"/>
-          <w:between w:color="auto" w:space="0" w:sz="0" w:val="none"/>
+          <w:top w:color="000000" w:space="0" w:sz="0" w:val="none"/>
+          <w:left w:color="000000" w:space="0" w:sz="0" w:val="none"/>
+          <w:bottom w:color="000000" w:space="0" w:sz="0" w:val="none"/>
+          <w:right w:color="000000" w:space="0" w:sz="0" w:val="none"/>
+          <w:between w:color="000000" w:space="0" w:sz="0" w:val="none"/>
         </w:pBdr>
         <w:shd w:fill="ffffff" w:val="clear"/>
         <w:rPr>
@@ -1907,11 +1907,11 @@
     <w:p>
       <w:pPr>
         <w:pBdr>
-          <w:top w:color="auto" w:space="0" w:sz="0" w:val="none"/>
-          <w:left w:color="auto" w:space="0" w:sz="0" w:val="none"/>
-          <w:bottom w:color="auto" w:space="0" w:sz="0" w:val="none"/>
-          <w:right w:color="auto" w:space="0" w:sz="0" w:val="none"/>
-          <w:between w:color="auto" w:space="0" w:sz="0" w:val="none"/>
+          <w:top w:color="000000" w:space="0" w:sz="0" w:val="none"/>
+          <w:left w:color="000000" w:space="0" w:sz="0" w:val="none"/>
+          <w:bottom w:color="000000" w:space="0" w:sz="0" w:val="none"/>
+          <w:right w:color="000000" w:space="0" w:sz="0" w:val="none"/>
+          <w:between w:color="000000" w:space="0" w:sz="0" w:val="none"/>
         </w:pBdr>
         <w:shd w:fill="ffffff" w:val="clear"/>
         <w:rPr>
@@ -1933,11 +1933,11 @@
     <w:p>
       <w:pPr>
         <w:pBdr>
-          <w:top w:color="auto" w:space="0" w:sz="0" w:val="none"/>
-          <w:left w:color="auto" w:space="0" w:sz="0" w:val="none"/>
-          <w:bottom w:color="auto" w:space="0" w:sz="0" w:val="none"/>
-          <w:right w:color="auto" w:space="0" w:sz="0" w:val="none"/>
-          <w:between w:color="auto" w:space="0" w:sz="0" w:val="none"/>
+          <w:top w:color="000000" w:space="0" w:sz="0" w:val="none"/>
+          <w:left w:color="000000" w:space="0" w:sz="0" w:val="none"/>
+          <w:bottom w:color="000000" w:space="0" w:sz="0" w:val="none"/>
+          <w:right w:color="000000" w:space="0" w:sz="0" w:val="none"/>
+          <w:between w:color="000000" w:space="0" w:sz="0" w:val="none"/>
         </w:pBdr>
         <w:shd w:fill="ffffff" w:val="clear"/>
         <w:rPr>
@@ -1959,11 +1959,11 @@
     <w:p>
       <w:pPr>
         <w:pBdr>
-          <w:top w:color="auto" w:space="0" w:sz="0" w:val="none"/>
-          <w:left w:color="auto" w:space="0" w:sz="0" w:val="none"/>
-          <w:bottom w:color="auto" w:space="0" w:sz="0" w:val="none"/>
-          <w:right w:color="auto" w:space="0" w:sz="0" w:val="none"/>
-          <w:between w:color="auto" w:space="0" w:sz="0" w:val="none"/>
+          <w:top w:color="000000" w:space="0" w:sz="0" w:val="none"/>
+          <w:left w:color="000000" w:space="0" w:sz="0" w:val="none"/>
+          <w:bottom w:color="000000" w:space="0" w:sz="0" w:val="none"/>
+          <w:right w:color="000000" w:space="0" w:sz="0" w:val="none"/>
+          <w:between w:color="000000" w:space="0" w:sz="0" w:val="none"/>
         </w:pBdr>
         <w:shd w:fill="ffffff" w:val="clear"/>
         <w:rPr>
@@ -1985,11 +1985,11 @@
     <w:p>
       <w:pPr>
         <w:pBdr>
-          <w:top w:color="auto" w:space="0" w:sz="0" w:val="none"/>
-          <w:left w:color="auto" w:space="0" w:sz="0" w:val="none"/>
-          <w:bottom w:color="auto" w:space="0" w:sz="0" w:val="none"/>
-          <w:right w:color="auto" w:space="0" w:sz="0" w:val="none"/>
-          <w:between w:color="auto" w:space="0" w:sz="0" w:val="none"/>
+          <w:top w:color="000000" w:space="0" w:sz="0" w:val="none"/>
+          <w:left w:color="000000" w:space="0" w:sz="0" w:val="none"/>
+          <w:bottom w:color="000000" w:space="0" w:sz="0" w:val="none"/>
+          <w:right w:color="000000" w:space="0" w:sz="0" w:val="none"/>
+          <w:between w:color="000000" w:space="0" w:sz="0" w:val="none"/>
         </w:pBdr>
         <w:shd w:fill="ffffff" w:val="clear"/>
         <w:rPr>
@@ -2011,11 +2011,11 @@
     <w:p>
       <w:pPr>
         <w:pBdr>
-          <w:top w:color="auto" w:space="0" w:sz="0" w:val="none"/>
-          <w:left w:color="auto" w:space="0" w:sz="0" w:val="none"/>
-          <w:bottom w:color="auto" w:space="0" w:sz="0" w:val="none"/>
-          <w:right w:color="auto" w:space="0" w:sz="0" w:val="none"/>
-          <w:between w:color="auto" w:space="0" w:sz="0" w:val="none"/>
+          <w:top w:color="000000" w:space="0" w:sz="0" w:val="none"/>
+          <w:left w:color="000000" w:space="0" w:sz="0" w:val="none"/>
+          <w:bottom w:color="000000" w:space="0" w:sz="0" w:val="none"/>
+          <w:right w:color="000000" w:space="0" w:sz="0" w:val="none"/>
+          <w:between w:color="000000" w:space="0" w:sz="0" w:val="none"/>
         </w:pBdr>
         <w:shd w:fill="ffffff" w:val="clear"/>
         <w:rPr>
@@ -2037,37 +2037,37 @@
     <w:p>
       <w:pPr>
         <w:pBdr>
-          <w:top w:color="auto" w:space="0" w:sz="0" w:val="none"/>
-          <w:left w:color="auto" w:space="0" w:sz="0" w:val="none"/>
-          <w:bottom w:color="auto" w:space="0" w:sz="0" w:val="none"/>
-          <w:right w:color="auto" w:space="0" w:sz="0" w:val="none"/>
-          <w:between w:color="auto" w:space="0" w:sz="0" w:val="none"/>
-        </w:pBdr>
-        <w:shd w:fill="ffffff" w:val="clear"/>
-        <w:rPr>
-          <w:rFonts w:ascii="Cordia New" w:cs="Cordia New" w:eastAsia="Cordia New" w:hAnsi="Cordia New"/>
-          <w:sz w:val="24"/>
-          <w:szCs w:val="24"/>
-        </w:rPr>
-      </w:pPr>
-      <w:r>
-        <w:rPr>
-          <w:rFonts w:ascii="Cordia New" w:cs="Cordia New" w:eastAsia="Cordia New" w:hAnsi="Cordia New"/>
-          <w:sz w:val="24"/>
-          <w:szCs w:val="24"/>
-          <w:rtl w:val="0"/>
-        </w:rPr>
-        <w:t xml:space="preserve">- มูลค่ารายการมากกว่า 100,000,000 บาท จะต้องได้รับอนุมัติจาก Group CEO </w:t>
-      </w:r>
-    </w:p>
-    <w:p>
-      <w:pPr>
-        <w:pBdr>
-          <w:top w:color="auto" w:space="0" w:sz="0" w:val="none"/>
-          <w:left w:color="auto" w:space="0" w:sz="0" w:val="none"/>
-          <w:bottom w:color="auto" w:space="0" w:sz="0" w:val="none"/>
-          <w:right w:color="auto" w:space="0" w:sz="0" w:val="none"/>
-          <w:between w:color="auto" w:space="0" w:sz="0" w:val="none"/>
+          <w:top w:color="000000" w:space="0" w:sz="0" w:val="none"/>
+          <w:left w:color="000000" w:space="0" w:sz="0" w:val="none"/>
+          <w:bottom w:color="000000" w:space="0" w:sz="0" w:val="none"/>
+          <w:right w:color="000000" w:space="0" w:sz="0" w:val="none"/>
+          <w:between w:color="000000" w:space="0" w:sz="0" w:val="none"/>
+        </w:pBdr>
+        <w:shd w:fill="ffffff" w:val="clear"/>
+        <w:rPr>
+          <w:rFonts w:ascii="Cordia New" w:cs="Cordia New" w:eastAsia="Cordia New" w:hAnsi="Cordia New"/>
+          <w:sz w:val="24"/>
+          <w:szCs w:val="24"/>
+        </w:rPr>
+      </w:pPr>
+      <w:r>
+        <w:rPr>
+          <w:rFonts w:ascii="Cordia New" w:cs="Cordia New" w:eastAsia="Cordia New" w:hAnsi="Cordia New"/>
+          <w:sz w:val="24"/>
+          <w:szCs w:val="24"/>
+          <w:rtl w:val="0"/>
+        </w:rPr>
+        <w:t xml:space="preserve">- มูลค่ารายการมากกว่า 100,000,000 บาท จะต้องได้รับอนุมัติจาก Group CEO / Group Chief Retail Business </w:t>
+      </w:r>
+    </w:p>
+    <w:p>
+      <w:pPr>
+        <w:pBdr>
+          <w:top w:color="000000" w:space="0" w:sz="0" w:val="none"/>
+          <w:left w:color="000000" w:space="0" w:sz="0" w:val="none"/>
+          <w:bottom w:color="000000" w:space="0" w:sz="0" w:val="none"/>
+          <w:right w:color="000000" w:space="0" w:sz="0" w:val="none"/>
+          <w:between w:color="000000" w:space="0" w:sz="0" w:val="none"/>
         </w:pBdr>
         <w:shd w:fill="ffffff" w:val="clear"/>
         <w:rPr>
@@ -2089,11 +2089,11 @@
     <w:p>
       <w:pPr>
         <w:pBdr>
-          <w:top w:color="auto" w:space="0" w:sz="0" w:val="none"/>
-          <w:left w:color="auto" w:space="0" w:sz="0" w:val="none"/>
-          <w:bottom w:color="auto" w:space="0" w:sz="0" w:val="none"/>
-          <w:right w:color="auto" w:space="0" w:sz="0" w:val="none"/>
-          <w:between w:color="auto" w:space="0" w:sz="0" w:val="none"/>
+          <w:top w:color="000000" w:space="0" w:sz="0" w:val="none"/>
+          <w:left w:color="000000" w:space="0" w:sz="0" w:val="none"/>
+          <w:bottom w:color="000000" w:space="0" w:sz="0" w:val="none"/>
+          <w:right w:color="000000" w:space="0" w:sz="0" w:val="none"/>
+          <w:between w:color="000000" w:space="0" w:sz="0" w:val="none"/>
         </w:pBdr>
         <w:shd w:fill="ffffff" w:val="clear"/>
         <w:rPr>
@@ -2125,11 +2125,11 @@
     <w:p>
       <w:pPr>
         <w:pBdr>
-          <w:top w:color="auto" w:space="0" w:sz="0" w:val="none"/>
-          <w:left w:color="auto" w:space="0" w:sz="0" w:val="none"/>
-          <w:bottom w:color="auto" w:space="0" w:sz="0" w:val="none"/>
-          <w:right w:color="auto" w:space="0" w:sz="0" w:val="none"/>
-          <w:between w:color="auto" w:space="0" w:sz="0" w:val="none"/>
+          <w:top w:color="000000" w:space="0" w:sz="0" w:val="none"/>
+          <w:left w:color="000000" w:space="0" w:sz="0" w:val="none"/>
+          <w:bottom w:color="000000" w:space="0" w:sz="0" w:val="none"/>
+          <w:right w:color="000000" w:space="0" w:sz="0" w:val="none"/>
+          <w:between w:color="000000" w:space="0" w:sz="0" w:val="none"/>
         </w:pBdr>
         <w:shd w:fill="ffffff" w:val="clear"/>
         <w:rPr>
@@ -2161,11 +2161,11 @@
     <w:p>
       <w:pPr>
         <w:pBdr>
-          <w:top w:color="auto" w:space="0" w:sz="0" w:val="none"/>
-          <w:left w:color="auto" w:space="0" w:sz="0" w:val="none"/>
-          <w:bottom w:color="auto" w:space="0" w:sz="0" w:val="none"/>
-          <w:right w:color="auto" w:space="0" w:sz="0" w:val="none"/>
-          <w:between w:color="auto" w:space="0" w:sz="0" w:val="none"/>
+          <w:top w:color="000000" w:space="0" w:sz="0" w:val="none"/>
+          <w:left w:color="000000" w:space="0" w:sz="0" w:val="none"/>
+          <w:bottom w:color="000000" w:space="0" w:sz="0" w:val="none"/>
+          <w:right w:color="000000" w:space="0" w:sz="0" w:val="none"/>
+          <w:between w:color="000000" w:space="0" w:sz="0" w:val="none"/>
         </w:pBdr>
         <w:shd w:fill="ffffff" w:val="clear"/>
         <w:rPr>
@@ -2187,11 +2187,11 @@
     <w:p>
       <w:pPr>
         <w:pBdr>
-          <w:top w:color="auto" w:space="0" w:sz="0" w:val="none"/>
-          <w:left w:color="auto" w:space="0" w:sz="0" w:val="none"/>
-          <w:bottom w:color="auto" w:space="0" w:sz="0" w:val="none"/>
-          <w:right w:color="auto" w:space="0" w:sz="0" w:val="none"/>
-          <w:between w:color="auto" w:space="0" w:sz="0" w:val="none"/>
+          <w:top w:color="000000" w:space="0" w:sz="0" w:val="none"/>
+          <w:left w:color="000000" w:space="0" w:sz="0" w:val="none"/>
+          <w:bottom w:color="000000" w:space="0" w:sz="0" w:val="none"/>
+          <w:right w:color="000000" w:space="0" w:sz="0" w:val="none"/>
+          <w:between w:color="000000" w:space="0" w:sz="0" w:val="none"/>
         </w:pBdr>
         <w:shd w:fill="ffffff" w:val="clear"/>
         <w:rPr>
@@ -2213,11 +2213,11 @@
     <w:p>
       <w:pPr>
         <w:pBdr>
-          <w:top w:color="auto" w:space="0" w:sz="0" w:val="none"/>
-          <w:left w:color="auto" w:space="0" w:sz="0" w:val="none"/>
-          <w:bottom w:color="auto" w:space="0" w:sz="0" w:val="none"/>
-          <w:right w:color="auto" w:space="0" w:sz="0" w:val="none"/>
-          <w:between w:color="auto" w:space="0" w:sz="0" w:val="none"/>
+          <w:top w:color="000000" w:space="0" w:sz="0" w:val="none"/>
+          <w:left w:color="000000" w:space="0" w:sz="0" w:val="none"/>
+          <w:bottom w:color="000000" w:space="0" w:sz="0" w:val="none"/>
+          <w:right w:color="000000" w:space="0" w:sz="0" w:val="none"/>
+          <w:between w:color="000000" w:space="0" w:sz="0" w:val="none"/>
         </w:pBdr>
         <w:shd w:fill="ffffff" w:val="clear"/>
         <w:rPr>
@@ -2239,11 +2239,11 @@
     <w:p>
       <w:pPr>
         <w:pBdr>
-          <w:top w:color="auto" w:space="0" w:sz="0" w:val="none"/>
-          <w:left w:color="auto" w:space="0" w:sz="0" w:val="none"/>
-          <w:bottom w:color="auto" w:space="0" w:sz="0" w:val="none"/>
-          <w:right w:color="auto" w:space="0" w:sz="0" w:val="none"/>
-          <w:between w:color="auto" w:space="0" w:sz="0" w:val="none"/>
+          <w:top w:color="000000" w:space="0" w:sz="0" w:val="none"/>
+          <w:left w:color="000000" w:space="0" w:sz="0" w:val="none"/>
+          <w:bottom w:color="000000" w:space="0" w:sz="0" w:val="none"/>
+          <w:right w:color="000000" w:space="0" w:sz="0" w:val="none"/>
+          <w:between w:color="000000" w:space="0" w:sz="0" w:val="none"/>
         </w:pBdr>
         <w:shd w:fill="ffffff" w:val="clear"/>
         <w:rPr>
@@ -2265,11 +2265,11 @@
     <w:p>
       <w:pPr>
         <w:pBdr>
-          <w:top w:color="auto" w:space="0" w:sz="0" w:val="none"/>
-          <w:left w:color="auto" w:space="0" w:sz="0" w:val="none"/>
-          <w:bottom w:color="auto" w:space="0" w:sz="0" w:val="none"/>
-          <w:right w:color="auto" w:space="0" w:sz="0" w:val="none"/>
-          <w:between w:color="auto" w:space="0" w:sz="0" w:val="none"/>
+          <w:top w:color="000000" w:space="0" w:sz="0" w:val="none"/>
+          <w:left w:color="000000" w:space="0" w:sz="0" w:val="none"/>
+          <w:bottom w:color="000000" w:space="0" w:sz="0" w:val="none"/>
+          <w:right w:color="000000" w:space="0" w:sz="0" w:val="none"/>
+          <w:between w:color="000000" w:space="0" w:sz="0" w:val="none"/>
         </w:pBdr>
         <w:shd w:fill="ffffff" w:val="clear"/>
         <w:rPr>
@@ -2301,11 +2301,11 @@
     <w:p>
       <w:pPr>
         <w:pBdr>
-          <w:top w:color="auto" w:space="0" w:sz="0" w:val="none"/>
-          <w:left w:color="auto" w:space="0" w:sz="0" w:val="none"/>
-          <w:bottom w:color="auto" w:space="0" w:sz="0" w:val="none"/>
-          <w:right w:color="auto" w:space="0" w:sz="0" w:val="none"/>
-          <w:between w:color="auto" w:space="0" w:sz="0" w:val="none"/>
+          <w:top w:color="000000" w:space="0" w:sz="0" w:val="none"/>
+          <w:left w:color="000000" w:space="0" w:sz="0" w:val="none"/>
+          <w:bottom w:color="000000" w:space="0" w:sz="0" w:val="none"/>
+          <w:right w:color="000000" w:space="0" w:sz="0" w:val="none"/>
+          <w:between w:color="000000" w:space="0" w:sz="0" w:val="none"/>
         </w:pBdr>
         <w:shd w:fill="ffffff" w:val="clear"/>
         <w:rPr>
@@ -2327,11 +2327,11 @@
     <w:p>
       <w:pPr>
         <w:pBdr>
-          <w:top w:color="auto" w:space="0" w:sz="0" w:val="none"/>
-          <w:left w:color="auto" w:space="0" w:sz="0" w:val="none"/>
-          <w:bottom w:color="auto" w:space="0" w:sz="0" w:val="none"/>
-          <w:right w:color="auto" w:space="0" w:sz="0" w:val="none"/>
-          <w:between w:color="auto" w:space="0" w:sz="0" w:val="none"/>
+          <w:top w:color="000000" w:space="0" w:sz="0" w:val="none"/>
+          <w:left w:color="000000" w:space="0" w:sz="0" w:val="none"/>
+          <w:bottom w:color="000000" w:space="0" w:sz="0" w:val="none"/>
+          <w:right w:color="000000" w:space="0" w:sz="0" w:val="none"/>
+          <w:between w:color="000000" w:space="0" w:sz="0" w:val="none"/>
         </w:pBdr>
         <w:shd w:fill="ffffff" w:val="clear"/>
         <w:rPr>
@@ -2353,11 +2353,11 @@
     <w:p>
       <w:pPr>
         <w:pBdr>
-          <w:top w:color="auto" w:space="0" w:sz="0" w:val="none"/>
-          <w:left w:color="auto" w:space="0" w:sz="0" w:val="none"/>
-          <w:bottom w:color="auto" w:space="0" w:sz="0" w:val="none"/>
-          <w:right w:color="auto" w:space="0" w:sz="0" w:val="none"/>
-          <w:between w:color="auto" w:space="0" w:sz="0" w:val="none"/>
+          <w:top w:color="000000" w:space="0" w:sz="0" w:val="none"/>
+          <w:left w:color="000000" w:space="0" w:sz="0" w:val="none"/>
+          <w:bottom w:color="000000" w:space="0" w:sz="0" w:val="none"/>
+          <w:right w:color="000000" w:space="0" w:sz="0" w:val="none"/>
+          <w:between w:color="000000" w:space="0" w:sz="0" w:val="none"/>
         </w:pBdr>
         <w:shd w:fill="ffffff" w:val="clear"/>
         <w:rPr>
@@ -2379,11 +2379,11 @@
     <w:p>
       <w:pPr>
         <w:pBdr>
-          <w:top w:color="auto" w:space="0" w:sz="0" w:val="none"/>
-          <w:left w:color="auto" w:space="0" w:sz="0" w:val="none"/>
-          <w:bottom w:color="auto" w:space="0" w:sz="0" w:val="none"/>
-          <w:right w:color="auto" w:space="0" w:sz="0" w:val="none"/>
-          <w:between w:color="auto" w:space="0" w:sz="0" w:val="none"/>
+          <w:top w:color="000000" w:space="0" w:sz="0" w:val="none"/>
+          <w:left w:color="000000" w:space="0" w:sz="0" w:val="none"/>
+          <w:bottom w:color="000000" w:space="0" w:sz="0" w:val="none"/>
+          <w:right w:color="000000" w:space="0" w:sz="0" w:val="none"/>
+          <w:between w:color="000000" w:space="0" w:sz="0" w:val="none"/>
         </w:pBdr>
         <w:shd w:fill="ffffff" w:val="clear"/>
         <w:rPr>
@@ -2405,11 +2405,11 @@
     <w:p>
       <w:pPr>
         <w:pBdr>
-          <w:top w:color="auto" w:space="0" w:sz="0" w:val="none"/>
-          <w:left w:color="auto" w:space="0" w:sz="0" w:val="none"/>
-          <w:bottom w:color="auto" w:space="0" w:sz="0" w:val="none"/>
-          <w:right w:color="auto" w:space="0" w:sz="0" w:val="none"/>
-          <w:between w:color="auto" w:space="0" w:sz="0" w:val="none"/>
+          <w:top w:color="000000" w:space="0" w:sz="0" w:val="none"/>
+          <w:left w:color="000000" w:space="0" w:sz="0" w:val="none"/>
+          <w:bottom w:color="000000" w:space="0" w:sz="0" w:val="none"/>
+          <w:right w:color="000000" w:space="0" w:sz="0" w:val="none"/>
+          <w:between w:color="000000" w:space="0" w:sz="0" w:val="none"/>
         </w:pBdr>
         <w:shd w:fill="ffffff" w:val="clear"/>
         <w:rPr>
@@ -2441,11 +2441,11 @@
     <w:p>
       <w:pPr>
         <w:pBdr>
-          <w:top w:color="auto" w:space="0" w:sz="0" w:val="none"/>
-          <w:left w:color="auto" w:space="0" w:sz="0" w:val="none"/>
-          <w:bottom w:color="auto" w:space="0" w:sz="0" w:val="none"/>
-          <w:right w:color="auto" w:space="0" w:sz="0" w:val="none"/>
-          <w:between w:color="auto" w:space="0" w:sz="0" w:val="none"/>
+          <w:top w:color="000000" w:space="0" w:sz="0" w:val="none"/>
+          <w:left w:color="000000" w:space="0" w:sz="0" w:val="none"/>
+          <w:bottom w:color="000000" w:space="0" w:sz="0" w:val="none"/>
+          <w:right w:color="000000" w:space="0" w:sz="0" w:val="none"/>
+          <w:between w:color="000000" w:space="0" w:sz="0" w:val="none"/>
         </w:pBdr>
         <w:shd w:fill="ffffff" w:val="clear"/>
         <w:rPr>
@@ -2477,11 +2477,11 @@
     <w:p>
       <w:pPr>
         <w:pBdr>
-          <w:top w:color="auto" w:space="0" w:sz="0" w:val="none"/>
-          <w:left w:color="auto" w:space="0" w:sz="0" w:val="none"/>
-          <w:bottom w:color="auto" w:space="0" w:sz="0" w:val="none"/>
-          <w:right w:color="auto" w:space="0" w:sz="0" w:val="none"/>
-          <w:between w:color="auto" w:space="0" w:sz="0" w:val="none"/>
+          <w:top w:color="000000" w:space="0" w:sz="0" w:val="none"/>
+          <w:left w:color="000000" w:space="0" w:sz="0" w:val="none"/>
+          <w:bottom w:color="000000" w:space="0" w:sz="0" w:val="none"/>
+          <w:right w:color="000000" w:space="0" w:sz="0" w:val="none"/>
+          <w:between w:color="000000" w:space="0" w:sz="0" w:val="none"/>
         </w:pBdr>
         <w:shd w:fill="ffffff" w:val="clear"/>
         <w:rPr>
@@ -2503,11 +2503,11 @@
     <w:p>
       <w:pPr>
         <w:pBdr>
-          <w:top w:color="auto" w:space="0" w:sz="0" w:val="none"/>
-          <w:left w:color="auto" w:space="0" w:sz="0" w:val="none"/>
-          <w:bottom w:color="auto" w:space="0" w:sz="0" w:val="none"/>
-          <w:right w:color="auto" w:space="0" w:sz="0" w:val="none"/>
-          <w:between w:color="auto" w:space="0" w:sz="0" w:val="none"/>
+          <w:top w:color="000000" w:space="0" w:sz="0" w:val="none"/>
+          <w:left w:color="000000" w:space="0" w:sz="0" w:val="none"/>
+          <w:bottom w:color="000000" w:space="0" w:sz="0" w:val="none"/>
+          <w:right w:color="000000" w:space="0" w:sz="0" w:val="none"/>
+          <w:between w:color="000000" w:space="0" w:sz="0" w:val="none"/>
         </w:pBdr>
         <w:shd w:fill="ffffff" w:val="clear"/>
         <w:rPr>
@@ -2529,11 +2529,11 @@
     <w:p>
       <w:pPr>
         <w:pBdr>
-          <w:top w:color="auto" w:space="0" w:sz="0" w:val="none"/>
-          <w:left w:color="auto" w:space="0" w:sz="0" w:val="none"/>
-          <w:bottom w:color="auto" w:space="0" w:sz="0" w:val="none"/>
-          <w:right w:color="auto" w:space="0" w:sz="0" w:val="none"/>
-          <w:between w:color="auto" w:space="0" w:sz="0" w:val="none"/>
+          <w:top w:color="000000" w:space="0" w:sz="0" w:val="none"/>
+          <w:left w:color="000000" w:space="0" w:sz="0" w:val="none"/>
+          <w:bottom w:color="000000" w:space="0" w:sz="0" w:val="none"/>
+          <w:right w:color="000000" w:space="0" w:sz="0" w:val="none"/>
+          <w:between w:color="000000" w:space="0" w:sz="0" w:val="none"/>
         </w:pBdr>
         <w:shd w:fill="ffffff" w:val="clear"/>
         <w:rPr>
@@ -2555,11 +2555,11 @@
     <w:p>
       <w:pPr>
         <w:pBdr>
-          <w:top w:color="auto" w:space="0" w:sz="0" w:val="none"/>
-          <w:left w:color="auto" w:space="0" w:sz="0" w:val="none"/>
-          <w:bottom w:color="auto" w:space="0" w:sz="0" w:val="none"/>
-          <w:right w:color="auto" w:space="0" w:sz="0" w:val="none"/>
-          <w:between w:color="auto" w:space="0" w:sz="0" w:val="none"/>
+          <w:top w:color="000000" w:space="0" w:sz="0" w:val="none"/>
+          <w:left w:color="000000" w:space="0" w:sz="0" w:val="none"/>
+          <w:bottom w:color="000000" w:space="0" w:sz="0" w:val="none"/>
+          <w:right w:color="000000" w:space="0" w:sz="0" w:val="none"/>
+          <w:between w:color="000000" w:space="0" w:sz="0" w:val="none"/>
         </w:pBdr>
         <w:shd w:fill="ffffff" w:val="clear"/>
         <w:rPr>
@@ -2581,11 +2581,11 @@
     <w:p>
       <w:pPr>
         <w:pBdr>
-          <w:top w:color="auto" w:space="0" w:sz="0" w:val="none"/>
-          <w:left w:color="auto" w:space="0" w:sz="0" w:val="none"/>
-          <w:bottom w:color="auto" w:space="0" w:sz="0" w:val="none"/>
-          <w:right w:color="auto" w:space="0" w:sz="0" w:val="none"/>
-          <w:between w:color="auto" w:space="0" w:sz="0" w:val="none"/>
+          <w:top w:color="000000" w:space="0" w:sz="0" w:val="none"/>
+          <w:left w:color="000000" w:space="0" w:sz="0" w:val="none"/>
+          <w:bottom w:color="000000" w:space="0" w:sz="0" w:val="none"/>
+          <w:right w:color="000000" w:space="0" w:sz="0" w:val="none"/>
+          <w:between w:color="000000" w:space="0" w:sz="0" w:val="none"/>
         </w:pBdr>
         <w:shd w:fill="ffffff" w:val="clear"/>
         <w:rPr>
@@ -2607,11 +2607,11 @@
     <w:p>
       <w:pPr>
         <w:pBdr>
-          <w:top w:color="auto" w:space="0" w:sz="0" w:val="none"/>
-          <w:left w:color="auto" w:space="0" w:sz="0" w:val="none"/>
-          <w:bottom w:color="auto" w:space="0" w:sz="0" w:val="none"/>
-          <w:right w:color="auto" w:space="0" w:sz="0" w:val="none"/>
-          <w:between w:color="auto" w:space="0" w:sz="0" w:val="none"/>
+          <w:top w:color="000000" w:space="0" w:sz="0" w:val="none"/>
+          <w:left w:color="000000" w:space="0" w:sz="0" w:val="none"/>
+          <w:bottom w:color="000000" w:space="0" w:sz="0" w:val="none"/>
+          <w:right w:color="000000" w:space="0" w:sz="0" w:val="none"/>
+          <w:between w:color="000000" w:space="0" w:sz="0" w:val="none"/>
         </w:pBdr>
         <w:shd w:fill="ffffff" w:val="clear"/>
         <w:rPr>
@@ -2633,11 +2633,11 @@
     <w:p>
       <w:pPr>
         <w:pBdr>
-          <w:top w:color="auto" w:space="0" w:sz="0" w:val="none"/>
-          <w:left w:color="auto" w:space="0" w:sz="0" w:val="none"/>
-          <w:bottom w:color="auto" w:space="0" w:sz="0" w:val="none"/>
-          <w:right w:color="auto" w:space="0" w:sz="0" w:val="none"/>
-          <w:between w:color="auto" w:space="0" w:sz="0" w:val="none"/>
+          <w:top w:color="000000" w:space="0" w:sz="0" w:val="none"/>
+          <w:left w:color="000000" w:space="0" w:sz="0" w:val="none"/>
+          <w:bottom w:color="000000" w:space="0" w:sz="0" w:val="none"/>
+          <w:right w:color="000000" w:space="0" w:sz="0" w:val="none"/>
+          <w:between w:color="000000" w:space="0" w:sz="0" w:val="none"/>
         </w:pBdr>
         <w:shd w:fill="ffffff" w:val="clear"/>
         <w:rPr>
@@ -2659,11 +2659,11 @@
     <w:p>
       <w:pPr>
         <w:pBdr>
-          <w:top w:color="auto" w:space="0" w:sz="0" w:val="none"/>
-          <w:left w:color="auto" w:space="0" w:sz="0" w:val="none"/>
-          <w:bottom w:color="auto" w:space="0" w:sz="0" w:val="none"/>
-          <w:right w:color="auto" w:space="0" w:sz="0" w:val="none"/>
-          <w:between w:color="auto" w:space="0" w:sz="0" w:val="none"/>
+          <w:top w:color="000000" w:space="0" w:sz="0" w:val="none"/>
+          <w:left w:color="000000" w:space="0" w:sz="0" w:val="none"/>
+          <w:bottom w:color="000000" w:space="0" w:sz="0" w:val="none"/>
+          <w:right w:color="000000" w:space="0" w:sz="0" w:val="none"/>
+          <w:between w:color="000000" w:space="0" w:sz="0" w:val="none"/>
         </w:pBdr>
         <w:shd w:fill="ffffff" w:val="clear"/>
         <w:rPr>
@@ -2685,37 +2685,37 @@
     <w:p>
       <w:pPr>
         <w:pBdr>
-          <w:top w:color="auto" w:space="0" w:sz="0" w:val="none"/>
-          <w:left w:color="auto" w:space="0" w:sz="0" w:val="none"/>
-          <w:bottom w:color="auto" w:space="0" w:sz="0" w:val="none"/>
-          <w:right w:color="auto" w:space="0" w:sz="0" w:val="none"/>
-          <w:between w:color="auto" w:space="0" w:sz="0" w:val="none"/>
-        </w:pBdr>
-        <w:shd w:fill="ffffff" w:val="clear"/>
-        <w:rPr>
-          <w:rFonts w:ascii="Cordia New" w:cs="Cordia New" w:eastAsia="Cordia New" w:hAnsi="Cordia New"/>
-          <w:sz w:val="24"/>
-          <w:szCs w:val="24"/>
-        </w:rPr>
-      </w:pPr>
-      <w:r>
-        <w:rPr>
-          <w:rFonts w:ascii="Cordia New" w:cs="Cordia New" w:eastAsia="Cordia New" w:hAnsi="Cordia New"/>
-          <w:sz w:val="24"/>
-          <w:szCs w:val="24"/>
-          <w:rtl w:val="0"/>
-        </w:rPr>
-        <w:t xml:space="preserve">- มูลค่ารายการมากกว่า 100,000,000 บาท จะต้องได้รับอนุมัติจาก Group CEO </w:t>
-      </w:r>
-    </w:p>
-    <w:p>
-      <w:pPr>
-        <w:pBdr>
-          <w:top w:color="auto" w:space="0" w:sz="0" w:val="none"/>
-          <w:left w:color="auto" w:space="0" w:sz="0" w:val="none"/>
-          <w:bottom w:color="auto" w:space="0" w:sz="0" w:val="none"/>
-          <w:right w:color="auto" w:space="0" w:sz="0" w:val="none"/>
-          <w:between w:color="auto" w:space="0" w:sz="0" w:val="none"/>
+          <w:top w:color="000000" w:space="0" w:sz="0" w:val="none"/>
+          <w:left w:color="000000" w:space="0" w:sz="0" w:val="none"/>
+          <w:bottom w:color="000000" w:space="0" w:sz="0" w:val="none"/>
+          <w:right w:color="000000" w:space="0" w:sz="0" w:val="none"/>
+          <w:between w:color="000000" w:space="0" w:sz="0" w:val="none"/>
+        </w:pBdr>
+        <w:shd w:fill="ffffff" w:val="clear"/>
+        <w:rPr>
+          <w:rFonts w:ascii="Cordia New" w:cs="Cordia New" w:eastAsia="Cordia New" w:hAnsi="Cordia New"/>
+          <w:sz w:val="24"/>
+          <w:szCs w:val="24"/>
+        </w:rPr>
+      </w:pPr>
+      <w:r>
+        <w:rPr>
+          <w:rFonts w:ascii="Cordia New" w:cs="Cordia New" w:eastAsia="Cordia New" w:hAnsi="Cordia New"/>
+          <w:sz w:val="24"/>
+          <w:szCs w:val="24"/>
+          <w:rtl w:val="0"/>
+        </w:rPr>
+        <w:t xml:space="preserve">- มูลค่ารายการมากกว่า 100,000,000 บาท จะต้องได้รับอนุมัติจาก Group CEO / Group Chief Retail Business </w:t>
+      </w:r>
+    </w:p>
+    <w:p>
+      <w:pPr>
+        <w:pBdr>
+          <w:top w:color="000000" w:space="0" w:sz="0" w:val="none"/>
+          <w:left w:color="000000" w:space="0" w:sz="0" w:val="none"/>
+          <w:bottom w:color="000000" w:space="0" w:sz="0" w:val="none"/>
+          <w:right w:color="000000" w:space="0" w:sz="0" w:val="none"/>
+          <w:between w:color="000000" w:space="0" w:sz="0" w:val="none"/>
         </w:pBdr>
         <w:shd w:fill="ffffff" w:val="clear"/>
         <w:rPr>
@@ -2737,11 +2737,11 @@
     <w:p>
       <w:pPr>
         <w:pBdr>
-          <w:top w:color="auto" w:space="0" w:sz="0" w:val="none"/>
-          <w:left w:color="auto" w:space="0" w:sz="0" w:val="none"/>
-          <w:bottom w:color="auto" w:space="0" w:sz="0" w:val="none"/>
-          <w:right w:color="auto" w:space="0" w:sz="0" w:val="none"/>
-          <w:between w:color="auto" w:space="0" w:sz="0" w:val="none"/>
+          <w:top w:color="000000" w:space="0" w:sz="0" w:val="none"/>
+          <w:left w:color="000000" w:space="0" w:sz="0" w:val="none"/>
+          <w:bottom w:color="000000" w:space="0" w:sz="0" w:val="none"/>
+          <w:right w:color="000000" w:space="0" w:sz="0" w:val="none"/>
+          <w:between w:color="000000" w:space="0" w:sz="0" w:val="none"/>
         </w:pBdr>
         <w:shd w:fill="ffffff" w:val="clear"/>
         <w:rPr>
@@ -2773,11 +2773,11 @@
     <w:p>
       <w:pPr>
         <w:pBdr>
-          <w:top w:color="auto" w:space="0" w:sz="0" w:val="none"/>
-          <w:left w:color="auto" w:space="0" w:sz="0" w:val="none"/>
-          <w:bottom w:color="auto" w:space="0" w:sz="0" w:val="none"/>
-          <w:right w:color="auto" w:space="0" w:sz="0" w:val="none"/>
-          <w:between w:color="auto" w:space="0" w:sz="0" w:val="none"/>
+          <w:top w:color="000000" w:space="0" w:sz="0" w:val="none"/>
+          <w:left w:color="000000" w:space="0" w:sz="0" w:val="none"/>
+          <w:bottom w:color="000000" w:space="0" w:sz="0" w:val="none"/>
+          <w:right w:color="000000" w:space="0" w:sz="0" w:val="none"/>
+          <w:between w:color="000000" w:space="0" w:sz="0" w:val="none"/>
         </w:pBdr>
         <w:shd w:fill="ffffff" w:val="clear"/>
         <w:rPr>
@@ -2799,11 +2799,11 @@
     <w:p>
       <w:pPr>
         <w:pBdr>
-          <w:top w:color="auto" w:space="0" w:sz="0" w:val="none"/>
-          <w:left w:color="auto" w:space="0" w:sz="0" w:val="none"/>
-          <w:bottom w:color="auto" w:space="0" w:sz="0" w:val="none"/>
-          <w:right w:color="auto" w:space="0" w:sz="0" w:val="none"/>
-          <w:between w:color="auto" w:space="0" w:sz="0" w:val="none"/>
+          <w:top w:color="000000" w:space="0" w:sz="0" w:val="none"/>
+          <w:left w:color="000000" w:space="0" w:sz="0" w:val="none"/>
+          <w:bottom w:color="000000" w:space="0" w:sz="0" w:val="none"/>
+          <w:right w:color="000000" w:space="0" w:sz="0" w:val="none"/>
+          <w:between w:color="000000" w:space="0" w:sz="0" w:val="none"/>
         </w:pBdr>
         <w:shd w:fill="ffffff" w:val="clear"/>
         <w:rPr>
@@ -2825,11 +2825,11 @@
     <w:p>
       <w:pPr>
         <w:pBdr>
-          <w:top w:color="auto" w:space="0" w:sz="0" w:val="none"/>
-          <w:left w:color="auto" w:space="0" w:sz="0" w:val="none"/>
-          <w:bottom w:color="auto" w:space="0" w:sz="0" w:val="none"/>
-          <w:right w:color="auto" w:space="0" w:sz="0" w:val="none"/>
-          <w:between w:color="auto" w:space="0" w:sz="0" w:val="none"/>
+          <w:top w:color="000000" w:space="0" w:sz="0" w:val="none"/>
+          <w:left w:color="000000" w:space="0" w:sz="0" w:val="none"/>
+          <w:bottom w:color="000000" w:space="0" w:sz="0" w:val="none"/>
+          <w:right w:color="000000" w:space="0" w:sz="0" w:val="none"/>
+          <w:between w:color="000000" w:space="0" w:sz="0" w:val="none"/>
         </w:pBdr>
         <w:shd w:fill="ffffff" w:val="clear"/>
         <w:rPr>
@@ -2851,11 +2851,11 @@
     <w:p>
       <w:pPr>
         <w:pBdr>
-          <w:top w:color="auto" w:space="0" w:sz="0" w:val="none"/>
-          <w:left w:color="auto" w:space="0" w:sz="0" w:val="none"/>
-          <w:bottom w:color="auto" w:space="0" w:sz="0" w:val="none"/>
-          <w:right w:color="auto" w:space="0" w:sz="0" w:val="none"/>
-          <w:between w:color="auto" w:space="0" w:sz="0" w:val="none"/>
+          <w:top w:color="000000" w:space="0" w:sz="0" w:val="none"/>
+          <w:left w:color="000000" w:space="0" w:sz="0" w:val="none"/>
+          <w:bottom w:color="000000" w:space="0" w:sz="0" w:val="none"/>
+          <w:right w:color="000000" w:space="0" w:sz="0" w:val="none"/>
+          <w:between w:color="000000" w:space="0" w:sz="0" w:val="none"/>
         </w:pBdr>
         <w:shd w:fill="ffffff" w:val="clear"/>
         <w:rPr>
@@ -2877,11 +2877,11 @@
     <w:p>
       <w:pPr>
         <w:pBdr>
-          <w:top w:color="auto" w:space="0" w:sz="0" w:val="none"/>
-          <w:left w:color="auto" w:space="0" w:sz="0" w:val="none"/>
-          <w:bottom w:color="auto" w:space="0" w:sz="0" w:val="none"/>
-          <w:right w:color="auto" w:space="0" w:sz="0" w:val="none"/>
-          <w:between w:color="auto" w:space="0" w:sz="0" w:val="none"/>
+          <w:top w:color="000000" w:space="0" w:sz="0" w:val="none"/>
+          <w:left w:color="000000" w:space="0" w:sz="0" w:val="none"/>
+          <w:bottom w:color="000000" w:space="0" w:sz="0" w:val="none"/>
+          <w:right w:color="000000" w:space="0" w:sz="0" w:val="none"/>
+          <w:between w:color="000000" w:space="0" w:sz="0" w:val="none"/>
         </w:pBdr>
         <w:shd w:fill="ffffff" w:val="clear"/>
         <w:rPr>
@@ -2903,11 +2903,11 @@
     <w:p>
       <w:pPr>
         <w:pBdr>
-          <w:top w:color="auto" w:space="0" w:sz="0" w:val="none"/>
-          <w:left w:color="auto" w:space="0" w:sz="0" w:val="none"/>
-          <w:bottom w:color="auto" w:space="0" w:sz="0" w:val="none"/>
-          <w:right w:color="auto" w:space="0" w:sz="0" w:val="none"/>
-          <w:between w:color="auto" w:space="0" w:sz="0" w:val="none"/>
+          <w:top w:color="000000" w:space="0" w:sz="0" w:val="none"/>
+          <w:left w:color="000000" w:space="0" w:sz="0" w:val="none"/>
+          <w:bottom w:color="000000" w:space="0" w:sz="0" w:val="none"/>
+          <w:right w:color="000000" w:space="0" w:sz="0" w:val="none"/>
+          <w:between w:color="000000" w:space="0" w:sz="0" w:val="none"/>
         </w:pBdr>
         <w:shd w:fill="ffffff" w:val="clear"/>
         <w:rPr>
@@ -2929,11 +2929,11 @@
     <w:p>
       <w:pPr>
         <w:pBdr>
-          <w:top w:color="auto" w:space="0" w:sz="0" w:val="none"/>
-          <w:left w:color="auto" w:space="0" w:sz="0" w:val="none"/>
-          <w:bottom w:color="auto" w:space="0" w:sz="0" w:val="none"/>
-          <w:right w:color="auto" w:space="0" w:sz="0" w:val="none"/>
-          <w:between w:color="auto" w:space="0" w:sz="0" w:val="none"/>
+          <w:top w:color="000000" w:space="0" w:sz="0" w:val="none"/>
+          <w:left w:color="000000" w:space="0" w:sz="0" w:val="none"/>
+          <w:bottom w:color="000000" w:space="0" w:sz="0" w:val="none"/>
+          <w:right w:color="000000" w:space="0" w:sz="0" w:val="none"/>
+          <w:between w:color="000000" w:space="0" w:sz="0" w:val="none"/>
         </w:pBdr>
         <w:shd w:fill="ffffff" w:val="clear"/>
         <w:rPr>
@@ -2955,37 +2955,37 @@
     <w:p>
       <w:pPr>
         <w:pBdr>
-          <w:top w:color="auto" w:space="0" w:sz="0" w:val="none"/>
-          <w:left w:color="auto" w:space="0" w:sz="0" w:val="none"/>
-          <w:bottom w:color="auto" w:space="0" w:sz="0" w:val="none"/>
-          <w:right w:color="auto" w:space="0" w:sz="0" w:val="none"/>
-          <w:between w:color="auto" w:space="0" w:sz="0" w:val="none"/>
-        </w:pBdr>
-        <w:shd w:fill="ffffff" w:val="clear"/>
-        <w:rPr>
-          <w:rFonts w:ascii="Cordia New" w:cs="Cordia New" w:eastAsia="Cordia New" w:hAnsi="Cordia New"/>
-          <w:sz w:val="24"/>
-          <w:szCs w:val="24"/>
-        </w:rPr>
-      </w:pPr>
-      <w:r>
-        <w:rPr>
-          <w:rFonts w:ascii="Cordia New" w:cs="Cordia New" w:eastAsia="Cordia New" w:hAnsi="Cordia New"/>
-          <w:sz w:val="24"/>
-          <w:szCs w:val="24"/>
-          <w:rtl w:val="0"/>
-        </w:rPr>
-        <w:t xml:space="preserve">- มูลค่ารายการมากกว่า 100,000,000 บาท จะต้องได้รับอนุมัติจาก Group CEO </w:t>
-      </w:r>
-    </w:p>
-    <w:p>
-      <w:pPr>
-        <w:pBdr>
-          <w:top w:color="auto" w:space="0" w:sz="0" w:val="none"/>
-          <w:left w:color="auto" w:space="0" w:sz="0" w:val="none"/>
-          <w:bottom w:color="auto" w:space="0" w:sz="0" w:val="none"/>
-          <w:right w:color="auto" w:space="0" w:sz="0" w:val="none"/>
-          <w:between w:color="auto" w:space="0" w:sz="0" w:val="none"/>
+          <w:top w:color="000000" w:space="0" w:sz="0" w:val="none"/>
+          <w:left w:color="000000" w:space="0" w:sz="0" w:val="none"/>
+          <w:bottom w:color="000000" w:space="0" w:sz="0" w:val="none"/>
+          <w:right w:color="000000" w:space="0" w:sz="0" w:val="none"/>
+          <w:between w:color="000000" w:space="0" w:sz="0" w:val="none"/>
+        </w:pBdr>
+        <w:shd w:fill="ffffff" w:val="clear"/>
+        <w:rPr>
+          <w:rFonts w:ascii="Cordia New" w:cs="Cordia New" w:eastAsia="Cordia New" w:hAnsi="Cordia New"/>
+          <w:sz w:val="24"/>
+          <w:szCs w:val="24"/>
+        </w:rPr>
+      </w:pPr>
+      <w:r>
+        <w:rPr>
+          <w:rFonts w:ascii="Cordia New" w:cs="Cordia New" w:eastAsia="Cordia New" w:hAnsi="Cordia New"/>
+          <w:sz w:val="24"/>
+          <w:szCs w:val="24"/>
+          <w:rtl w:val="0"/>
+        </w:rPr>
+        <w:t xml:space="preserve">- มูลค่ารายการมากกว่า 100,000,000 บาท จะต้องได้รับอนุมัติจาก Group CEO / Group Chief Retail Business </w:t>
+      </w:r>
+    </w:p>
+    <w:p>
+      <w:pPr>
+        <w:pBdr>
+          <w:top w:color="000000" w:space="0" w:sz="0" w:val="none"/>
+          <w:left w:color="000000" w:space="0" w:sz="0" w:val="none"/>
+          <w:bottom w:color="000000" w:space="0" w:sz="0" w:val="none"/>
+          <w:right w:color="000000" w:space="0" w:sz="0" w:val="none"/>
+          <w:between w:color="000000" w:space="0" w:sz="0" w:val="none"/>
         </w:pBdr>
         <w:shd w:fill="ffffff" w:val="clear"/>
         <w:rPr>
@@ -3007,11 +3007,11 @@
     <w:p>
       <w:pPr>
         <w:pBdr>
-          <w:top w:color="auto" w:space="0" w:sz="0" w:val="none"/>
-          <w:left w:color="auto" w:space="0" w:sz="0" w:val="none"/>
-          <w:bottom w:color="auto" w:space="0" w:sz="0" w:val="none"/>
-          <w:right w:color="auto" w:space="0" w:sz="0" w:val="none"/>
-          <w:between w:color="auto" w:space="0" w:sz="0" w:val="none"/>
+          <w:top w:color="000000" w:space="0" w:sz="0" w:val="none"/>
+          <w:left w:color="000000" w:space="0" w:sz="0" w:val="none"/>
+          <w:bottom w:color="000000" w:space="0" w:sz="0" w:val="none"/>
+          <w:right w:color="000000" w:space="0" w:sz="0" w:val="none"/>
+          <w:between w:color="000000" w:space="0" w:sz="0" w:val="none"/>
         </w:pBdr>
         <w:shd w:fill="ffffff" w:val="clear"/>
         <w:rPr>
@@ -3033,11 +3033,11 @@
     <w:p>
       <w:pPr>
         <w:pBdr>
-          <w:top w:color="auto" w:space="0" w:sz="0" w:val="none"/>
-          <w:left w:color="auto" w:space="0" w:sz="0" w:val="none"/>
-          <w:bottom w:color="auto" w:space="0" w:sz="0" w:val="none"/>
-          <w:right w:color="auto" w:space="0" w:sz="0" w:val="none"/>
-          <w:between w:color="auto" w:space="0" w:sz="0" w:val="none"/>
+          <w:top w:color="000000" w:space="0" w:sz="0" w:val="none"/>
+          <w:left w:color="000000" w:space="0" w:sz="0" w:val="none"/>
+          <w:bottom w:color="000000" w:space="0" w:sz="0" w:val="none"/>
+          <w:right w:color="000000" w:space="0" w:sz="0" w:val="none"/>
+          <w:between w:color="000000" w:space="0" w:sz="0" w:val="none"/>
         </w:pBdr>
         <w:shd w:fill="ffffff" w:val="clear"/>
         <w:rPr>
@@ -3059,11 +3059,11 @@
     <w:p>
       <w:pPr>
         <w:pBdr>
-          <w:top w:color="auto" w:space="0" w:sz="0" w:val="none"/>
-          <w:left w:color="auto" w:space="0" w:sz="0" w:val="none"/>
-          <w:bottom w:color="auto" w:space="0" w:sz="0" w:val="none"/>
-          <w:right w:color="auto" w:space="0" w:sz="0" w:val="none"/>
-          <w:between w:color="auto" w:space="0" w:sz="0" w:val="none"/>
+          <w:top w:color="000000" w:space="0" w:sz="0" w:val="none"/>
+          <w:left w:color="000000" w:space="0" w:sz="0" w:val="none"/>
+          <w:bottom w:color="000000" w:space="0" w:sz="0" w:val="none"/>
+          <w:right w:color="000000" w:space="0" w:sz="0" w:val="none"/>
+          <w:between w:color="000000" w:space="0" w:sz="0" w:val="none"/>
         </w:pBdr>
         <w:shd w:fill="ffffff" w:val="clear"/>
         <w:rPr>
@@ -3085,11 +3085,11 @@
     <w:p>
       <w:pPr>
         <w:pBdr>
-          <w:top w:color="auto" w:space="0" w:sz="0" w:val="none"/>
-          <w:left w:color="auto" w:space="0" w:sz="0" w:val="none"/>
-          <w:bottom w:color="auto" w:space="0" w:sz="0" w:val="none"/>
-          <w:right w:color="auto" w:space="0" w:sz="0" w:val="none"/>
-          <w:between w:color="auto" w:space="0" w:sz="0" w:val="none"/>
+          <w:top w:color="000000" w:space="0" w:sz="0" w:val="none"/>
+          <w:left w:color="000000" w:space="0" w:sz="0" w:val="none"/>
+          <w:bottom w:color="000000" w:space="0" w:sz="0" w:val="none"/>
+          <w:right w:color="000000" w:space="0" w:sz="0" w:val="none"/>
+          <w:between w:color="000000" w:space="0" w:sz="0" w:val="none"/>
         </w:pBdr>
         <w:shd w:fill="ffffff" w:val="clear"/>
         <w:spacing w:after="240" w:lineRule="auto"/>
@@ -3112,11 +3112,11 @@
     <w:p>
       <w:pPr>
         <w:pBdr>
-          <w:top w:color="auto" w:space="0" w:sz="0" w:val="none"/>
-          <w:left w:color="auto" w:space="0" w:sz="0" w:val="none"/>
-          <w:bottom w:color="auto" w:space="0" w:sz="0" w:val="none"/>
-          <w:right w:color="auto" w:space="0" w:sz="0" w:val="none"/>
-          <w:between w:color="auto" w:space="0" w:sz="0" w:val="none"/>
+          <w:top w:color="000000" w:space="0" w:sz="0" w:val="none"/>
+          <w:left w:color="000000" w:space="0" w:sz="0" w:val="none"/>
+          <w:bottom w:color="000000" w:space="0" w:sz="0" w:val="none"/>
+          <w:right w:color="000000" w:space="0" w:sz="0" w:val="none"/>
+          <w:between w:color="000000" w:space="0" w:sz="0" w:val="none"/>
         </w:pBdr>
         <w:shd w:fill="ffffff" w:val="clear"/>
         <w:spacing w:after="240" w:lineRule="auto"/>
@@ -3139,11 +3139,11 @@
     <w:p>
       <w:pPr>
         <w:pBdr>
-          <w:top w:color="auto" w:space="0" w:sz="0" w:val="none"/>
-          <w:left w:color="auto" w:space="0" w:sz="0" w:val="none"/>
-          <w:bottom w:color="auto" w:space="0" w:sz="0" w:val="none"/>
-          <w:right w:color="auto" w:space="0" w:sz="0" w:val="none"/>
-          <w:between w:color="auto" w:space="0" w:sz="0" w:val="none"/>
+          <w:top w:color="000000" w:space="0" w:sz="0" w:val="none"/>
+          <w:left w:color="000000" w:space="0" w:sz="0" w:val="none"/>
+          <w:bottom w:color="000000" w:space="0" w:sz="0" w:val="none"/>
+          <w:right w:color="000000" w:space="0" w:sz="0" w:val="none"/>
+          <w:between w:color="000000" w:space="0" w:sz="0" w:val="none"/>
         </w:pBdr>
         <w:shd w:fill="ffffff" w:val="clear"/>
         <w:rPr>
@@ -3175,10 +3175,10 @@
     <w:p>
       <w:pPr>
         <w:pBdr>
-          <w:top w:color="auto" w:space="0" w:sz="0" w:val="none"/>
-          <w:bottom w:color="auto" w:space="0" w:sz="0" w:val="none"/>
-          <w:right w:color="auto" w:space="0" w:sz="0" w:val="none"/>
-          <w:between w:color="auto" w:space="0" w:sz="0" w:val="none"/>
+          <w:top w:color="000000" w:space="0" w:sz="0" w:val="none"/>
+          <w:bottom w:color="000000" w:space="0" w:sz="0" w:val="none"/>
+          <w:right w:color="000000" w:space="0" w:sz="0" w:val="none"/>
+          <w:between w:color="000000" w:space="0" w:sz="0" w:val="none"/>
         </w:pBdr>
         <w:ind w:left="0" w:firstLine="0"/>
         <w:rPr>
@@ -3200,10 +3200,10 @@
     <w:p>
       <w:pPr>
         <w:pBdr>
-          <w:top w:color="auto" w:space="0" w:sz="0" w:val="none"/>
-          <w:bottom w:color="auto" w:space="0" w:sz="0" w:val="none"/>
-          <w:right w:color="auto" w:space="0" w:sz="0" w:val="none"/>
-          <w:between w:color="auto" w:space="0" w:sz="0" w:val="none"/>
+          <w:top w:color="000000" w:space="0" w:sz="0" w:val="none"/>
+          <w:bottom w:color="000000" w:space="0" w:sz="0" w:val="none"/>
+          <w:right w:color="000000" w:space="0" w:sz="0" w:val="none"/>
+          <w:between w:color="000000" w:space="0" w:sz="0" w:val="none"/>
         </w:pBdr>
         <w:ind w:left="0" w:firstLine="0"/>
         <w:rPr>
@@ -3225,10 +3225,10 @@
     <w:p>
       <w:pPr>
         <w:pBdr>
-          <w:top w:color="auto" w:space="0" w:sz="0" w:val="none"/>
-          <w:bottom w:color="auto" w:space="0" w:sz="0" w:val="none"/>
-          <w:right w:color="auto" w:space="0" w:sz="0" w:val="none"/>
-          <w:between w:color="auto" w:space="0" w:sz="0" w:val="none"/>
+          <w:top w:color="000000" w:space="0" w:sz="0" w:val="none"/>
+          <w:bottom w:color="000000" w:space="0" w:sz="0" w:val="none"/>
+          <w:right w:color="000000" w:space="0" w:sz="0" w:val="none"/>
+          <w:between w:color="000000" w:space="0" w:sz="0" w:val="none"/>
         </w:pBdr>
         <w:ind w:left="0" w:firstLine="0"/>
         <w:rPr>
@@ -3250,10 +3250,10 @@
     <w:p>
       <w:pPr>
         <w:pBdr>
-          <w:top w:color="auto" w:space="0" w:sz="0" w:val="none"/>
-          <w:bottom w:color="auto" w:space="0" w:sz="0" w:val="none"/>
-          <w:right w:color="auto" w:space="0" w:sz="0" w:val="none"/>
-          <w:between w:color="auto" w:space="0" w:sz="0" w:val="none"/>
+          <w:top w:color="000000" w:space="0" w:sz="0" w:val="none"/>
+          <w:bottom w:color="000000" w:space="0" w:sz="0" w:val="none"/>
+          <w:right w:color="000000" w:space="0" w:sz="0" w:val="none"/>
+          <w:between w:color="000000" w:space="0" w:sz="0" w:val="none"/>
         </w:pBdr>
         <w:ind w:left="0" w:firstLine="0"/>
         <w:rPr>
@@ -3312,11 +3312,19 @@
       </w:pPr>
     </w:pPrDefault>
   </w:docDefaults>
+  <w:style w:type="table" w:styleId="TableNormal" w:default="1">
+    <w:name w:val="TableNormal"/>
+    <w:tblPr>
+      <w:tblCellMar>
+        <w:top w:w="100.0" w:type="dxa"/>
+        <w:left w:w="100.0" w:type="dxa"/>
+        <w:bottom w:w="100.0" w:type="dxa"/>
+        <w:right w:w="100.0" w:type="dxa"/>
+      </w:tblCellMar>
+    </w:tblPr>
+  </w:style>
   <w:style w:type="paragraph" w:styleId="Normal" w:default="1">
     <w:name w:val="normal"/>
-  </w:style>
-  <w:style w:type="table" w:styleId="TableNormal" w:default="1">
-    <w:name w:val="TableNormal"/>
   </w:style>
   <w:style w:type="paragraph" w:styleId="Heading1">
     <w:name w:val="heading 1"/>
